--- a/17 18 20/04_SQL/raw/5) Logical and Where Clause.docx
+++ b/17 18 20/04_SQL/raw/5) Logical and Where Clause.docx
@@ -48,8 +48,8 @@
         <w:tblLook w:val="04A0" w:firstRow="1" w:lastRow="0" w:firstColumn="1" w:lastColumn="0" w:noHBand="0" w:noVBand="1"/>
       </w:tblPr>
       <w:tblGrid>
-        <w:gridCol w:w="1749"/>
-        <w:gridCol w:w="8717"/>
+        <w:gridCol w:w="2268"/>
+        <w:gridCol w:w="8198"/>
       </w:tblGrid>
       <w:tr>
         <w:trPr>
@@ -103,7 +103,7 @@
         <w:tc>
           <w:tcPr>
             <w:cnfStyle w:val="001000000000" w:firstRow="0" w:lastRow="0" w:firstColumn="1" w:lastColumn="0" w:oddVBand="0" w:evenVBand="0" w:oddHBand="0" w:evenHBand="0" w:firstRowFirstColumn="0" w:firstRowLastColumn="0" w:lastRowFirstColumn="0" w:lastRowLastColumn="0"/>
-            <w:tcW w:w="0" w:type="auto"/>
+            <w:tcW w:w="2268" w:type="dxa"/>
             <w:noWrap/>
             <w:hideMark/>
           </w:tcPr>
@@ -134,7 +134,7 @@
         </w:tc>
         <w:tc>
           <w:tcPr>
-            <w:tcW w:w="0" w:type="auto"/>
+            <w:tcW w:w="8198" w:type="dxa"/>
             <w:noWrap/>
             <w:hideMark/>
           </w:tcPr>
@@ -171,7 +171,7 @@
         <w:tc>
           <w:tcPr>
             <w:cnfStyle w:val="001000000000" w:firstRow="0" w:lastRow="0" w:firstColumn="1" w:lastColumn="0" w:oddVBand="0" w:evenVBand="0" w:oddHBand="0" w:evenHBand="0" w:firstRowFirstColumn="0" w:firstRowLastColumn="0" w:lastRowFirstColumn="0" w:lastRowLastColumn="0"/>
-            <w:tcW w:w="0" w:type="auto"/>
+            <w:tcW w:w="2268" w:type="dxa"/>
             <w:noWrap/>
           </w:tcPr>
           <w:p>
@@ -201,7 +201,7 @@
         </w:tc>
         <w:tc>
           <w:tcPr>
-            <w:tcW w:w="0" w:type="auto"/>
+            <w:tcW w:w="8198" w:type="dxa"/>
             <w:noWrap/>
           </w:tcPr>
           <w:p>
@@ -238,7 +238,7 @@
         <w:tc>
           <w:tcPr>
             <w:cnfStyle w:val="001000000000" w:firstRow="0" w:lastRow="0" w:firstColumn="1" w:lastColumn="0" w:oddVBand="0" w:evenVBand="0" w:oddHBand="0" w:evenHBand="0" w:firstRowFirstColumn="0" w:firstRowLastColumn="0" w:lastRowFirstColumn="0" w:lastRowLastColumn="0"/>
-            <w:tcW w:w="0" w:type="auto"/>
+            <w:tcW w:w="2268" w:type="dxa"/>
             <w:noWrap/>
             <w:hideMark/>
           </w:tcPr>
@@ -269,7 +269,7 @@
         </w:tc>
         <w:tc>
           <w:tcPr>
-            <w:tcW w:w="0" w:type="auto"/>
+            <w:tcW w:w="8198" w:type="dxa"/>
             <w:noWrap/>
             <w:hideMark/>
           </w:tcPr>
@@ -306,7 +306,7 @@
         <w:tc>
           <w:tcPr>
             <w:cnfStyle w:val="001000000000" w:firstRow="0" w:lastRow="0" w:firstColumn="1" w:lastColumn="0" w:oddVBand="0" w:evenVBand="0" w:oddHBand="0" w:evenHBand="0" w:firstRowFirstColumn="0" w:firstRowLastColumn="0" w:lastRowFirstColumn="0" w:lastRowLastColumn="0"/>
-            <w:tcW w:w="0" w:type="auto"/>
+            <w:tcW w:w="2268" w:type="dxa"/>
             <w:noWrap/>
             <w:hideMark/>
           </w:tcPr>
@@ -337,7 +337,7 @@
         </w:tc>
         <w:tc>
           <w:tcPr>
-            <w:tcW w:w="0" w:type="auto"/>
+            <w:tcW w:w="8198" w:type="dxa"/>
             <w:noWrap/>
             <w:hideMark/>
           </w:tcPr>
@@ -375,7 +375,7 @@
         <w:tc>
           <w:tcPr>
             <w:cnfStyle w:val="001000000000" w:firstRow="0" w:lastRow="0" w:firstColumn="1" w:lastColumn="0" w:oddVBand="0" w:evenVBand="0" w:oddHBand="0" w:evenHBand="0" w:firstRowFirstColumn="0" w:firstRowLastColumn="0" w:lastRowFirstColumn="0" w:lastRowLastColumn="0"/>
-            <w:tcW w:w="0" w:type="auto"/>
+            <w:tcW w:w="2268" w:type="dxa"/>
             <w:noWrap/>
             <w:hideMark/>
           </w:tcPr>
@@ -406,7 +406,7 @@
         </w:tc>
         <w:tc>
           <w:tcPr>
-            <w:tcW w:w="0" w:type="auto"/>
+            <w:tcW w:w="8198" w:type="dxa"/>
             <w:noWrap/>
             <w:hideMark/>
           </w:tcPr>
@@ -443,7 +443,7 @@
         <w:tc>
           <w:tcPr>
             <w:cnfStyle w:val="001000000000" w:firstRow="0" w:lastRow="0" w:firstColumn="1" w:lastColumn="0" w:oddVBand="0" w:evenVBand="0" w:oddHBand="0" w:evenHBand="0" w:firstRowFirstColumn="0" w:firstRowLastColumn="0" w:lastRowFirstColumn="0" w:lastRowLastColumn="0"/>
-            <w:tcW w:w="0" w:type="auto"/>
+            <w:tcW w:w="2268" w:type="dxa"/>
             <w:noWrap/>
             <w:hideMark/>
           </w:tcPr>
@@ -474,7 +474,7 @@
         </w:tc>
         <w:tc>
           <w:tcPr>
-            <w:tcW w:w="0" w:type="auto"/>
+            <w:tcW w:w="8198" w:type="dxa"/>
             <w:noWrap/>
             <w:hideMark/>
           </w:tcPr>
@@ -512,7 +512,7 @@
         <w:tc>
           <w:tcPr>
             <w:cnfStyle w:val="001000000000" w:firstRow="0" w:lastRow="0" w:firstColumn="1" w:lastColumn="0" w:oddVBand="0" w:evenVBand="0" w:oddHBand="0" w:evenHBand="0" w:firstRowFirstColumn="0" w:firstRowLastColumn="0" w:lastRowFirstColumn="0" w:lastRowLastColumn="0"/>
-            <w:tcW w:w="0" w:type="auto"/>
+            <w:tcW w:w="2268" w:type="dxa"/>
             <w:noWrap/>
             <w:hideMark/>
           </w:tcPr>
@@ -543,7 +543,7 @@
         </w:tc>
         <w:tc>
           <w:tcPr>
-            <w:tcW w:w="0" w:type="auto"/>
+            <w:tcW w:w="8198" w:type="dxa"/>
             <w:noWrap/>
             <w:hideMark/>
           </w:tcPr>
@@ -772,6 +772,102 @@
                 <w:sz w:val="24"/>
                 <w:szCs w:val="24"/>
                 <w:shd w:val="clear" w:color="auto" w:fill="FFFFFF"/>
+              </w:rPr>
+            </w:pPr>
+          </w:p>
+          <w:p>
+            <w:pPr>
+              <w:tabs>
+                <w:tab w:val="left" w:pos="2324"/>
+              </w:tabs>
+              <w:spacing w:after="0"/>
+              <w:jc w:val="left"/>
+              <w:rPr>
+                <w:rFonts w:ascii="Courier New" w:eastAsia="Times New Roman" w:hAnsi="Courier New" w:cs="Courier New"/>
+                <w:b/>
+                <w:bCs/>
+                <w:color w:val="000000"/>
+                <w:sz w:val="24"/>
+                <w:szCs w:val="24"/>
+                <w:lang w:eastAsia="en-IN"/>
+              </w:rPr>
+            </w:pPr>
+            <w:r>
+              <w:rPr>
+                <w:rFonts w:ascii="Courier New" w:eastAsia="Times New Roman" w:hAnsi="Courier New" w:cs="Courier New"/>
+                <w:b/>
+                <w:bCs/>
+                <w:color w:val="000000"/>
+                <w:sz w:val="24"/>
+                <w:szCs w:val="24"/>
+                <w:lang w:eastAsia="en-IN"/>
+              </w:rPr>
+              <w:t xml:space="preserve">SELECT * FROM cust2 </w:t>
+            </w:r>
+          </w:p>
+          <w:p>
+            <w:pPr>
+              <w:tabs>
+                <w:tab w:val="left" w:pos="2324"/>
+              </w:tabs>
+              <w:spacing w:after="0"/>
+              <w:jc w:val="left"/>
+              <w:rPr>
+                <w:rFonts w:ascii="Courier New" w:eastAsia="Times New Roman" w:hAnsi="Courier New" w:cs="Courier New"/>
+                <w:b/>
+                <w:bCs/>
+                <w:color w:val="000000"/>
+                <w:sz w:val="24"/>
+                <w:szCs w:val="24"/>
+                <w:lang w:eastAsia="en-IN"/>
+              </w:rPr>
+            </w:pPr>
+            <w:r>
+              <w:rPr>
+                <w:rFonts w:ascii="Courier New" w:eastAsia="Times New Roman" w:hAnsi="Courier New" w:cs="Courier New"/>
+                <w:b/>
+                <w:bCs/>
+                <w:color w:val="000000"/>
+                <w:sz w:val="24"/>
+                <w:szCs w:val="24"/>
+                <w:lang w:eastAsia="en-IN"/>
+              </w:rPr>
+              <w:t>WHERE salary = 60000;</w:t>
+            </w:r>
+          </w:p>
+          <w:p>
+            <w:pPr>
+              <w:tabs>
+                <w:tab w:val="left" w:pos="2324"/>
+              </w:tabs>
+              <w:spacing w:after="0"/>
+              <w:jc w:val="left"/>
+              <w:rPr>
+                <w:rFonts w:ascii="Courier New" w:eastAsia="Times New Roman" w:hAnsi="Courier New" w:cs="Courier New"/>
+                <w:b/>
+                <w:bCs/>
+                <w:color w:val="000000"/>
+                <w:sz w:val="24"/>
+                <w:szCs w:val="24"/>
+                <w:lang w:eastAsia="en-IN"/>
+              </w:rPr>
+            </w:pPr>
+          </w:p>
+          <w:p>
+            <w:pPr>
+              <w:tabs>
+                <w:tab w:val="left" w:pos="2324"/>
+              </w:tabs>
+              <w:spacing w:after="0"/>
+              <w:jc w:val="left"/>
+              <w:rPr>
+                <w:rFonts w:ascii="Courier New" w:eastAsia="Times New Roman" w:hAnsi="Courier New" w:cs="Courier New"/>
+                <w:b/>
+                <w:bCs/>
+                <w:color w:val="000000"/>
+                <w:sz w:val="24"/>
+                <w:szCs w:val="24"/>
+                <w:lang w:eastAsia="en-IN"/>
               </w:rPr>
             </w:pPr>
           </w:p>
@@ -898,7 +994,7 @@
         <w:tc>
           <w:tcPr>
             <w:cnfStyle w:val="001000000000" w:firstRow="0" w:lastRow="0" w:firstColumn="1" w:lastColumn="0" w:oddVBand="0" w:evenVBand="0" w:oddHBand="0" w:evenHBand="0" w:firstRowFirstColumn="0" w:firstRowLastColumn="0" w:lastRowFirstColumn="0" w:lastRowLastColumn="0"/>
-            <w:tcW w:w="0" w:type="auto"/>
+            <w:tcW w:w="2268" w:type="dxa"/>
             <w:tcBorders>
               <w:top w:val="single" w:sz="4" w:space="0" w:color="auto"/>
             </w:tcBorders>
@@ -931,7 +1027,7 @@
         </w:tc>
         <w:tc>
           <w:tcPr>
-            <w:tcW w:w="0" w:type="auto"/>
+            <w:tcW w:w="8198" w:type="dxa"/>
             <w:tcBorders>
               <w:top w:val="single" w:sz="4" w:space="0" w:color="auto"/>
             </w:tcBorders>
@@ -972,7 +1068,7 @@
         <w:tc>
           <w:tcPr>
             <w:cnfStyle w:val="001000000000" w:firstRow="0" w:lastRow="0" w:firstColumn="1" w:lastColumn="0" w:oddVBand="0" w:evenVBand="0" w:oddHBand="0" w:evenHBand="0" w:firstRowFirstColumn="0" w:firstRowLastColumn="0" w:lastRowFirstColumn="0" w:lastRowLastColumn="0"/>
-            <w:tcW w:w="0" w:type="auto"/>
+            <w:tcW w:w="2268" w:type="dxa"/>
             <w:noWrap/>
             <w:hideMark/>
           </w:tcPr>
@@ -1002,7 +1098,7 @@
         </w:tc>
         <w:tc>
           <w:tcPr>
-            <w:tcW w:w="0" w:type="auto"/>
+            <w:tcW w:w="8198" w:type="dxa"/>
             <w:noWrap/>
             <w:hideMark/>
           </w:tcPr>
@@ -1039,7 +1135,7 @@
         <w:tc>
           <w:tcPr>
             <w:cnfStyle w:val="001000000000" w:firstRow="0" w:lastRow="0" w:firstColumn="1" w:lastColumn="0" w:oddVBand="0" w:evenVBand="0" w:oddHBand="0" w:evenHBand="0" w:firstRowFirstColumn="0" w:firstRowLastColumn="0" w:lastRowFirstColumn="0" w:lastRowLastColumn="0"/>
-            <w:tcW w:w="0" w:type="auto"/>
+            <w:tcW w:w="2268" w:type="dxa"/>
             <w:noWrap/>
             <w:hideMark/>
           </w:tcPr>
@@ -1069,7 +1165,7 @@
         </w:tc>
         <w:tc>
           <w:tcPr>
-            <w:tcW w:w="0" w:type="auto"/>
+            <w:tcW w:w="8198" w:type="dxa"/>
             <w:noWrap/>
             <w:hideMark/>
           </w:tcPr>
@@ -1644,7 +1740,7 @@
         <w:tc>
           <w:tcPr>
             <w:cnfStyle w:val="001000000000" w:firstRow="0" w:lastRow="0" w:firstColumn="1" w:lastColumn="0" w:oddVBand="0" w:evenVBand="0" w:oddHBand="0" w:evenHBand="0" w:firstRowFirstColumn="0" w:firstRowLastColumn="0" w:lastRowFirstColumn="0" w:lastRowLastColumn="0"/>
-            <w:tcW w:w="0" w:type="auto"/>
+            <w:tcW w:w="2268" w:type="dxa"/>
             <w:tcBorders>
               <w:top w:val="single" w:sz="4" w:space="0" w:color="auto"/>
             </w:tcBorders>
@@ -1677,7 +1773,7 @@
         </w:tc>
         <w:tc>
           <w:tcPr>
-            <w:tcW w:w="0" w:type="auto"/>
+            <w:tcW w:w="8198" w:type="dxa"/>
             <w:tcBorders>
               <w:top w:val="single" w:sz="4" w:space="0" w:color="auto"/>
             </w:tcBorders>
@@ -1717,7 +1813,7 @@
         <w:tc>
           <w:tcPr>
             <w:cnfStyle w:val="001000000000" w:firstRow="0" w:lastRow="0" w:firstColumn="1" w:lastColumn="0" w:oddVBand="0" w:evenVBand="0" w:oddHBand="0" w:evenHBand="0" w:firstRowFirstColumn="0" w:firstRowLastColumn="0" w:lastRowFirstColumn="0" w:lastRowLastColumn="0"/>
-            <w:tcW w:w="0" w:type="auto"/>
+            <w:tcW w:w="2268" w:type="dxa"/>
             <w:noWrap/>
             <w:hideMark/>
           </w:tcPr>
@@ -1747,7 +1843,7 @@
         </w:tc>
         <w:tc>
           <w:tcPr>
-            <w:tcW w:w="0" w:type="auto"/>
+            <w:tcW w:w="8198" w:type="dxa"/>
             <w:noWrap/>
             <w:hideMark/>
           </w:tcPr>
@@ -1823,6 +1919,156 @@
                 <w:lang w:eastAsia="en-IN"/>
               </w:rPr>
             </w:pPr>
+            <w:r>
+              <w:rPr>
+                <w:rFonts w:ascii="Courier New" w:eastAsia="Times New Roman" w:hAnsi="Courier New" w:cs="Courier New"/>
+                <w:b/>
+                <w:bCs/>
+                <w:color w:val="000000"/>
+                <w:sz w:val="24"/>
+                <w:szCs w:val="24"/>
+                <w:lang w:eastAsia="en-IN"/>
+              </w:rPr>
+              <w:t xml:space="preserve">    </w:t>
+            </w:r>
+            <w:r>
+              <w:rPr>
+                <w:rFonts w:ascii="Courier New" w:eastAsia="Times New Roman" w:hAnsi="Courier New" w:cs="Courier New"/>
+                <w:b/>
+                <w:bCs/>
+                <w:color w:val="4472C4" w:themeColor="accent5"/>
+                <w:sz w:val="24"/>
+                <w:szCs w:val="24"/>
+                <w:lang w:eastAsia="en-IN"/>
+              </w:rPr>
+              <w:t xml:space="preserve">SELECT </w:t>
+            </w:r>
+            <w:r>
+              <w:rPr>
+                <w:rFonts w:ascii="Courier New" w:eastAsia="Times New Roman" w:hAnsi="Courier New" w:cs="Courier New"/>
+                <w:b/>
+                <w:bCs/>
+                <w:color w:val="000000"/>
+                <w:sz w:val="24"/>
+                <w:szCs w:val="24"/>
+                <w:lang w:eastAsia="en-IN"/>
+              </w:rPr>
+              <w:t xml:space="preserve">* </w:t>
+            </w:r>
+            <w:r>
+              <w:rPr>
+                <w:rFonts w:ascii="Courier New" w:eastAsia="Times New Roman" w:hAnsi="Courier New" w:cs="Courier New"/>
+                <w:b/>
+                <w:bCs/>
+                <w:color w:val="4472C4" w:themeColor="accent5"/>
+                <w:sz w:val="24"/>
+                <w:szCs w:val="24"/>
+                <w:lang w:eastAsia="en-IN"/>
+              </w:rPr>
+              <w:t xml:space="preserve">FROM </w:t>
+            </w:r>
+            <w:r>
+              <w:rPr>
+                <w:rFonts w:ascii="Courier New" w:eastAsia="Times New Roman" w:hAnsi="Courier New" w:cs="Courier New"/>
+                <w:b/>
+                <w:bCs/>
+                <w:color w:val="000000"/>
+                <w:sz w:val="24"/>
+                <w:szCs w:val="24"/>
+                <w:lang w:eastAsia="en-IN"/>
+              </w:rPr>
+              <w:t>CUST2</w:t>
+            </w:r>
+          </w:p>
+          <w:p>
+            <w:pPr>
+              <w:spacing w:after="0" w:line="240" w:lineRule="auto"/>
+              <w:jc w:val="left"/>
+              <w:rPr>
+                <w:rFonts w:ascii="Courier New" w:eastAsia="Times New Roman" w:hAnsi="Courier New" w:cs="Courier New"/>
+                <w:b/>
+                <w:bCs/>
+                <w:color w:val="000000"/>
+                <w:sz w:val="24"/>
+                <w:szCs w:val="24"/>
+                <w:lang w:eastAsia="en-IN"/>
+              </w:rPr>
+            </w:pPr>
+            <w:r>
+              <w:rPr>
+                <w:rFonts w:ascii="Courier New" w:eastAsia="Times New Roman" w:hAnsi="Courier New" w:cs="Courier New"/>
+                <w:b/>
+                <w:bCs/>
+                <w:color w:val="000000"/>
+                <w:sz w:val="24"/>
+                <w:szCs w:val="24"/>
+                <w:lang w:eastAsia="en-IN"/>
+              </w:rPr>
+              <w:t xml:space="preserve">    </w:t>
+            </w:r>
+            <w:r>
+              <w:rPr>
+                <w:rFonts w:ascii="Courier New" w:eastAsia="Times New Roman" w:hAnsi="Courier New" w:cs="Courier New"/>
+                <w:b/>
+                <w:bCs/>
+                <w:color w:val="4472C4" w:themeColor="accent5"/>
+                <w:sz w:val="24"/>
+                <w:szCs w:val="24"/>
+                <w:lang w:eastAsia="en-IN"/>
+              </w:rPr>
+              <w:t>WHERE</w:t>
+            </w:r>
+            <w:r>
+              <w:rPr>
+                <w:rFonts w:ascii="Courier New" w:eastAsia="Times New Roman" w:hAnsi="Courier New" w:cs="Courier New"/>
+                <w:b/>
+                <w:bCs/>
+                <w:color w:val="000000"/>
+                <w:sz w:val="24"/>
+                <w:szCs w:val="24"/>
+                <w:lang w:eastAsia="en-IN"/>
+              </w:rPr>
+              <w:t xml:space="preserve"> CITY </w:t>
+            </w:r>
+            <w:r>
+              <w:rPr>
+                <w:rFonts w:ascii="Courier New" w:eastAsia="Times New Roman" w:hAnsi="Courier New" w:cs="Courier New"/>
+                <w:b/>
+                <w:bCs/>
+                <w:color w:val="4472C4" w:themeColor="accent5"/>
+                <w:sz w:val="24"/>
+                <w:szCs w:val="24"/>
+                <w:lang w:eastAsia="en-IN"/>
+              </w:rPr>
+              <w:t>IN</w:t>
+            </w:r>
+            <w:r>
+              <w:rPr>
+                <w:rFonts w:ascii="Courier New" w:eastAsia="Times New Roman" w:hAnsi="Courier New" w:cs="Courier New"/>
+                <w:b/>
+                <w:bCs/>
+                <w:color w:val="000000"/>
+                <w:sz w:val="24"/>
+                <w:szCs w:val="24"/>
+                <w:lang w:eastAsia="en-IN"/>
+              </w:rPr>
+              <w:t xml:space="preserve"> ('London','Mumbai');</w:t>
+            </w:r>
+          </w:p>
+          <w:p>
+            <w:pPr>
+              <w:spacing w:after="0" w:line="240" w:lineRule="auto"/>
+              <w:jc w:val="left"/>
+              <w:rPr>
+                <w:rFonts w:ascii="Courier New" w:eastAsia="Times New Roman" w:hAnsi="Courier New" w:cs="Courier New"/>
+                <w:b/>
+                <w:bCs/>
+                <w:color w:val="000000"/>
+                <w:sz w:val="24"/>
+                <w:szCs w:val="24"/>
+                <w:lang w:eastAsia="en-IN"/>
+              </w:rPr>
+            </w:pPr>
           </w:p>
           <w:p>
             <w:pPr>
@@ -1896,7 +2142,7 @@
         <w:tc>
           <w:tcPr>
             <w:cnfStyle w:val="001000000000" w:firstRow="0" w:lastRow="0" w:firstColumn="1" w:lastColumn="0" w:oddVBand="0" w:evenVBand="0" w:oddHBand="0" w:evenHBand="0" w:firstRowFirstColumn="0" w:firstRowLastColumn="0" w:lastRowFirstColumn="0" w:lastRowLastColumn="0"/>
-            <w:tcW w:w="0" w:type="auto"/>
+            <w:tcW w:w="2268" w:type="dxa"/>
             <w:tcBorders>
               <w:top w:val="single" w:sz="4" w:space="0" w:color="auto"/>
             </w:tcBorders>
@@ -1929,7 +2175,7 @@
         </w:tc>
         <w:tc>
           <w:tcPr>
-            <w:tcW w:w="0" w:type="auto"/>
+            <w:tcW w:w="8198" w:type="dxa"/>
             <w:tcBorders>
               <w:top w:val="single" w:sz="4" w:space="0" w:color="auto"/>
             </w:tcBorders>
@@ -1969,7 +2215,7 @@
         <w:tc>
           <w:tcPr>
             <w:cnfStyle w:val="001000000000" w:firstRow="0" w:lastRow="0" w:firstColumn="1" w:lastColumn="0" w:oddVBand="0" w:evenVBand="0" w:oddHBand="0" w:evenHBand="0" w:firstRowFirstColumn="0" w:firstRowLastColumn="0" w:lastRowFirstColumn="0" w:lastRowLastColumn="0"/>
-            <w:tcW w:w="0" w:type="auto"/>
+            <w:tcW w:w="2268" w:type="dxa"/>
             <w:noWrap/>
             <w:hideMark/>
           </w:tcPr>
@@ -1999,7 +2245,7 @@
         </w:tc>
         <w:tc>
           <w:tcPr>
-            <w:tcW w:w="0" w:type="auto"/>
+            <w:tcW w:w="8198" w:type="dxa"/>
             <w:noWrap/>
             <w:hideMark/>
           </w:tcPr>
@@ -2075,6 +2321,250 @@
                 <w:lang w:eastAsia="en-IN"/>
               </w:rPr>
             </w:pPr>
+            <w:r>
+              <w:rPr>
+                <w:rFonts w:ascii="Courier New" w:eastAsia="Times New Roman" w:hAnsi="Courier New" w:cs="Courier New"/>
+                <w:b/>
+                <w:bCs/>
+                <w:color w:val="000000"/>
+                <w:sz w:val="24"/>
+                <w:szCs w:val="24"/>
+                <w:lang w:eastAsia="en-IN"/>
+              </w:rPr>
+              <w:t>SELECT * FROM CUST2</w:t>
+            </w:r>
+          </w:p>
+          <w:p>
+            <w:pPr>
+              <w:spacing w:after="0"/>
+              <w:jc w:val="left"/>
+              <w:rPr>
+                <w:rFonts w:ascii="Courier New" w:eastAsia="Times New Roman" w:hAnsi="Courier New" w:cs="Courier New"/>
+                <w:b/>
+                <w:bCs/>
+                <w:color w:val="000000"/>
+                <w:sz w:val="24"/>
+                <w:szCs w:val="24"/>
+                <w:lang w:eastAsia="en-IN"/>
+              </w:rPr>
+            </w:pPr>
+            <w:r>
+              <w:rPr>
+                <w:rFonts w:ascii="Courier New" w:eastAsia="Times New Roman" w:hAnsi="Courier New" w:cs="Courier New"/>
+                <w:b/>
+                <w:bCs/>
+                <w:color w:val="000000"/>
+                <w:sz w:val="24"/>
+                <w:szCs w:val="24"/>
+                <w:lang w:eastAsia="en-IN"/>
+              </w:rPr>
+              <w:t>where salary between 50000 AND 60000;</w:t>
+            </w:r>
+          </w:p>
+          <w:p>
+            <w:pPr>
+              <w:spacing w:after="0"/>
+              <w:jc w:val="left"/>
+              <w:rPr>
+                <w:rFonts w:ascii="Courier New" w:eastAsia="Times New Roman" w:hAnsi="Courier New" w:cs="Courier New"/>
+                <w:b/>
+                <w:bCs/>
+                <w:color w:val="000000"/>
+                <w:sz w:val="24"/>
+                <w:szCs w:val="24"/>
+                <w:lang w:eastAsia="en-IN"/>
+              </w:rPr>
+            </w:pPr>
+          </w:p>
+          <w:p>
+            <w:pPr>
+              <w:spacing w:after="0" w:line="240" w:lineRule="auto"/>
+              <w:ind w:left="720"/>
+              <w:jc w:val="left"/>
+              <w:rPr>
+                <w:rFonts w:ascii="Courier New" w:hAnsi="Courier New" w:cs="Courier New"/>
+                <w:color w:val="000000"/>
+                <w:sz w:val="24"/>
+                <w:szCs w:val="24"/>
+                <w:shd w:val="clear" w:color="auto" w:fill="FFFFFF"/>
+              </w:rPr>
+            </w:pPr>
+            <w:r>
+              <w:rPr>
+                <w:rStyle w:val="sqlkeywordcolor"/>
+                <w:rFonts w:ascii="Courier New" w:hAnsi="Courier New" w:cs="Courier New"/>
+                <w:color w:val="0000CD"/>
+                <w:sz w:val="24"/>
+                <w:szCs w:val="24"/>
+                <w:shd w:val="clear" w:color="auto" w:fill="FFFFFF"/>
+              </w:rPr>
+              <w:t>SELECT</w:t>
+            </w:r>
+            <w:r>
+              <w:rPr>
+                <w:rFonts w:ascii="Courier New" w:hAnsi="Courier New" w:cs="Courier New"/>
+                <w:color w:val="000000"/>
+                <w:sz w:val="24"/>
+                <w:szCs w:val="24"/>
+                <w:shd w:val="clear" w:color="auto" w:fill="FFFFFF"/>
+              </w:rPr>
+              <w:t> * </w:t>
+            </w:r>
+            <w:r>
+              <w:rPr>
+                <w:rStyle w:val="sqlkeywordcolor"/>
+                <w:rFonts w:ascii="Courier New" w:hAnsi="Courier New" w:cs="Courier New"/>
+                <w:color w:val="0000CD"/>
+                <w:sz w:val="24"/>
+                <w:szCs w:val="24"/>
+                <w:shd w:val="clear" w:color="auto" w:fill="FFFFFF"/>
+              </w:rPr>
+              <w:t>FROM</w:t>
+            </w:r>
+            <w:r>
+              <w:rPr>
+                <w:rFonts w:ascii="Courier New" w:hAnsi="Courier New" w:cs="Courier New"/>
+                <w:color w:val="000000"/>
+                <w:sz w:val="24"/>
+                <w:szCs w:val="24"/>
+                <w:shd w:val="clear" w:color="auto" w:fill="FFFFFF"/>
+              </w:rPr>
+              <w:t> Products</w:t>
+            </w:r>
+          </w:p>
+          <w:p>
+            <w:pPr>
+              <w:spacing w:after="0"/>
+              <w:ind w:left="720"/>
+              <w:jc w:val="left"/>
+              <w:rPr>
+                <w:rFonts w:ascii="Courier New" w:hAnsi="Courier New" w:cs="Courier New"/>
+                <w:color w:val="000000"/>
+                <w:sz w:val="24"/>
+                <w:szCs w:val="24"/>
+                <w:shd w:val="clear" w:color="auto" w:fill="FFFFFF"/>
+              </w:rPr>
+            </w:pPr>
+            <w:r>
+              <w:rPr>
+                <w:rStyle w:val="sqlkeywordcolor"/>
+                <w:rFonts w:ascii="Courier New" w:hAnsi="Courier New" w:cs="Courier New"/>
+                <w:color w:val="0000CD"/>
+                <w:sz w:val="24"/>
+                <w:szCs w:val="24"/>
+                <w:shd w:val="clear" w:color="auto" w:fill="FFFFFF"/>
+              </w:rPr>
+              <w:t>WHERE</w:t>
+            </w:r>
+            <w:r>
+              <w:rPr>
+                <w:rFonts w:ascii="Courier New" w:hAnsi="Courier New" w:cs="Courier New"/>
+                <w:color w:val="000000"/>
+                <w:sz w:val="24"/>
+                <w:szCs w:val="24"/>
+                <w:shd w:val="clear" w:color="auto" w:fill="FFFFFF"/>
+              </w:rPr>
+              <w:t> Price </w:t>
+            </w:r>
+            <w:r>
+              <w:rPr>
+                <w:rStyle w:val="sqlkeywordcolor"/>
+                <w:rFonts w:ascii="Courier New" w:hAnsi="Courier New" w:cs="Courier New"/>
+                <w:color w:val="0000CD"/>
+                <w:sz w:val="24"/>
+                <w:szCs w:val="24"/>
+                <w:shd w:val="clear" w:color="auto" w:fill="FFFFFF"/>
+              </w:rPr>
+              <w:t>BETWEEN</w:t>
+            </w:r>
+            <w:r>
+              <w:rPr>
+                <w:rFonts w:ascii="Courier New" w:hAnsi="Courier New" w:cs="Courier New"/>
+                <w:color w:val="000000"/>
+                <w:sz w:val="24"/>
+                <w:szCs w:val="24"/>
+                <w:shd w:val="clear" w:color="auto" w:fill="FFFFFF"/>
+              </w:rPr>
+              <w:t> </w:t>
+            </w:r>
+            <w:r>
+              <w:rPr>
+                <w:rStyle w:val="sqlnumbercolor"/>
+                <w:rFonts w:ascii="Courier New" w:hAnsi="Courier New" w:cs="Courier New"/>
+                <w:color w:val="000000"/>
+                <w:sz w:val="24"/>
+                <w:szCs w:val="24"/>
+                <w:shd w:val="clear" w:color="auto" w:fill="FFFFFF"/>
+              </w:rPr>
+              <w:t>10</w:t>
+            </w:r>
+            <w:r>
+              <w:rPr>
+                <w:rFonts w:ascii="Courier New" w:hAnsi="Courier New" w:cs="Courier New"/>
+                <w:color w:val="000000"/>
+                <w:sz w:val="24"/>
+                <w:szCs w:val="24"/>
+                <w:shd w:val="clear" w:color="auto" w:fill="FFFFFF"/>
+              </w:rPr>
+              <w:t> </w:t>
+            </w:r>
+            <w:r>
+              <w:rPr>
+                <w:rStyle w:val="sqlkeywordcolor"/>
+                <w:rFonts w:ascii="Courier New" w:hAnsi="Courier New" w:cs="Courier New"/>
+                <w:color w:val="0000CD"/>
+                <w:sz w:val="24"/>
+                <w:szCs w:val="24"/>
+                <w:shd w:val="clear" w:color="auto" w:fill="FFFFFF"/>
+              </w:rPr>
+              <w:t>AND</w:t>
+            </w:r>
+            <w:r>
+              <w:rPr>
+                <w:rFonts w:ascii="Courier New" w:hAnsi="Courier New" w:cs="Courier New"/>
+                <w:color w:val="000000"/>
+                <w:sz w:val="24"/>
+                <w:szCs w:val="24"/>
+                <w:shd w:val="clear" w:color="auto" w:fill="FFFFFF"/>
+              </w:rPr>
+              <w:t> </w:t>
+            </w:r>
+            <w:r>
+              <w:rPr>
+                <w:rStyle w:val="sqlnumbercolor"/>
+                <w:rFonts w:ascii="Courier New" w:hAnsi="Courier New" w:cs="Courier New"/>
+                <w:color w:val="000000"/>
+                <w:sz w:val="24"/>
+                <w:szCs w:val="24"/>
+                <w:shd w:val="clear" w:color="auto" w:fill="FFFFFF"/>
+              </w:rPr>
+              <w:t>20</w:t>
+            </w:r>
+            <w:r>
+              <w:rPr>
+                <w:rFonts w:ascii="Courier New" w:hAnsi="Courier New" w:cs="Courier New"/>
+                <w:color w:val="000000"/>
+                <w:sz w:val="24"/>
+                <w:szCs w:val="24"/>
+                <w:shd w:val="clear" w:color="auto" w:fill="FFFFFF"/>
+              </w:rPr>
+              <w:t>;</w:t>
+            </w:r>
+          </w:p>
+          <w:p>
+            <w:pPr>
+              <w:spacing w:after="0"/>
+              <w:jc w:val="left"/>
+              <w:rPr>
+                <w:rFonts w:ascii="Courier New" w:eastAsia="Times New Roman" w:hAnsi="Courier New" w:cs="Courier New"/>
+                <w:b/>
+                <w:bCs/>
+                <w:color w:val="000000"/>
+                <w:sz w:val="24"/>
+                <w:szCs w:val="24"/>
+                <w:lang w:eastAsia="en-IN"/>
+              </w:rPr>
+            </w:pPr>
           </w:p>
           <w:p>
             <w:pPr>
@@ -2092,31 +2582,155 @@
                 <w:shd w:val="clear" w:color="auto" w:fill="FFFFFF"/>
               </w:rPr>
             </w:pPr>
-            <w:r>
-              <w:rPr>
-                <w:rFonts w:ascii="Courier New" w:hAnsi="Courier New" w:cs="Courier New"/>
-                <w:b/>
-                <w:color w:val="000000"/>
+          </w:p>
+          <w:p>
+            <w:pPr>
+              <w:spacing w:after="0" w:line="240" w:lineRule="auto"/>
+              <w:ind w:left="720"/>
+              <w:jc w:val="left"/>
+              <w:rPr>
+                <w:rFonts w:ascii="Courier New" w:hAnsi="Courier New" w:cs="Courier New"/>
+                <w:color w:val="000000"/>
+                <w:sz w:val="24"/>
+                <w:szCs w:val="24"/>
+                <w:shd w:val="clear" w:color="auto" w:fill="FFFFFF"/>
+              </w:rPr>
+            </w:pPr>
+            <w:r>
+              <w:rPr>
+                <w:rStyle w:val="sqlkeywordcolor"/>
+                <w:rFonts w:ascii="Courier New" w:hAnsi="Courier New" w:cs="Courier New"/>
+                <w:color w:val="0000CD"/>
+                <w:sz w:val="24"/>
+                <w:szCs w:val="24"/>
+                <w:shd w:val="clear" w:color="auto" w:fill="FFFFFF"/>
+              </w:rPr>
+              <w:t>SELECT</w:t>
+            </w:r>
+            <w:r>
+              <w:rPr>
+                <w:rFonts w:ascii="Courier New" w:hAnsi="Courier New" w:cs="Courier New"/>
+                <w:color w:val="000000"/>
+                <w:sz w:val="24"/>
+                <w:szCs w:val="24"/>
+                <w:shd w:val="clear" w:color="auto" w:fill="FFFFFF"/>
+              </w:rPr>
+              <w:t> * </w:t>
+            </w:r>
+            <w:r>
+              <w:rPr>
+                <w:rStyle w:val="sqlkeywordcolor"/>
+                <w:rFonts w:ascii="Courier New" w:hAnsi="Courier New" w:cs="Courier New"/>
+                <w:color w:val="0000CD"/>
+                <w:sz w:val="24"/>
+                <w:szCs w:val="24"/>
+                <w:shd w:val="clear" w:color="auto" w:fill="FFFFFF"/>
+              </w:rPr>
+              <w:t>FROM</w:t>
+            </w:r>
+            <w:r>
+              <w:rPr>
+                <w:rFonts w:ascii="Courier New" w:hAnsi="Courier New" w:cs="Courier New"/>
+                <w:color w:val="000000"/>
+                <w:sz w:val="24"/>
+                <w:szCs w:val="24"/>
+                <w:shd w:val="clear" w:color="auto" w:fill="FFFFFF"/>
+              </w:rPr>
+              <w:t> Products</w:t>
+            </w:r>
+            <w:r>
+              <w:rPr>
+                <w:rFonts w:ascii="Courier New" w:hAnsi="Courier New" w:cs="Courier New"/>
+                <w:color w:val="000000"/>
+                <w:sz w:val="24"/>
+                <w:szCs w:val="24"/>
+              </w:rPr>
+              <w:br/>
+            </w:r>
+            <w:r>
+              <w:rPr>
+                <w:rStyle w:val="sqlkeywordcolor"/>
+                <w:rFonts w:ascii="Courier New" w:hAnsi="Courier New" w:cs="Courier New"/>
+                <w:color w:val="0000CD"/>
+                <w:sz w:val="24"/>
+                <w:szCs w:val="24"/>
+                <w:shd w:val="clear" w:color="auto" w:fill="FFFFFF"/>
+              </w:rPr>
+              <w:t>WHERE</w:t>
+            </w:r>
+            <w:r>
+              <w:rPr>
+                <w:rFonts w:ascii="Courier New" w:hAnsi="Courier New" w:cs="Courier New"/>
+                <w:color w:val="000000"/>
+                <w:sz w:val="24"/>
+                <w:szCs w:val="24"/>
+                <w:shd w:val="clear" w:color="auto" w:fill="FFFFFF"/>
+              </w:rPr>
+              <w:t> Price </w:t>
+            </w:r>
+            <w:r>
+              <w:rPr>
+                <w:rStyle w:val="sqlkeywordcolor"/>
+                <w:rFonts w:ascii="Courier New" w:hAnsi="Courier New" w:cs="Courier New"/>
+                <w:color w:val="0000CD"/>
+                <w:sz w:val="24"/>
+                <w:szCs w:val="24"/>
+                <w:shd w:val="clear" w:color="auto" w:fill="FFFFFF"/>
+              </w:rPr>
+              <w:t>NOT</w:t>
+            </w:r>
+            <w:r>
+              <w:rPr>
+                <w:rFonts w:ascii="Courier New" w:hAnsi="Courier New" w:cs="Courier New"/>
+                <w:color w:val="000000"/>
+                <w:sz w:val="24"/>
+                <w:szCs w:val="24"/>
+                <w:shd w:val="clear" w:color="auto" w:fill="FFFFFF"/>
+              </w:rPr>
+              <w:t> </w:t>
+            </w:r>
+            <w:r>
+              <w:rPr>
+                <w:rStyle w:val="sqlkeywordcolor"/>
+                <w:rFonts w:ascii="Courier New" w:hAnsi="Courier New" w:cs="Courier New"/>
+                <w:color w:val="0000CD"/>
                 <w:sz w:val="24"/>
                 <w:szCs w:val="24"/>
                 <w:shd w:val="clear" w:color="auto" w:fill="FFFFFF"/>
               </w:rPr>
               <w:t>BETWEEN</w:t>
             </w:r>
-          </w:p>
-          <w:p>
-            <w:pPr>
-              <w:spacing w:after="0" w:line="240" w:lineRule="auto"/>
-              <w:ind w:left="720"/>
-              <w:jc w:val="left"/>
-              <w:rPr>
-                <w:rFonts w:ascii="Courier New" w:hAnsi="Courier New" w:cs="Courier New"/>
-                <w:color w:val="000000"/>
-                <w:sz w:val="24"/>
-                <w:szCs w:val="24"/>
-                <w:shd w:val="clear" w:color="auto" w:fill="FFFFFF"/>
-              </w:rPr>
-            </w:pPr>
+            <w:r>
+              <w:rPr>
+                <w:rFonts w:ascii="Courier New" w:hAnsi="Courier New" w:cs="Courier New"/>
+                <w:color w:val="000000"/>
+                <w:sz w:val="24"/>
+                <w:szCs w:val="24"/>
+                <w:shd w:val="clear" w:color="auto" w:fill="FFFFFF"/>
+              </w:rPr>
+              <w:t> </w:t>
+            </w:r>
+            <w:r>
+              <w:rPr>
+                <w:rStyle w:val="sqlnumbercolor"/>
+                <w:rFonts w:ascii="Courier New" w:hAnsi="Courier New" w:cs="Courier New"/>
+                <w:color w:val="000000"/>
+                <w:sz w:val="24"/>
+                <w:szCs w:val="24"/>
+                <w:shd w:val="clear" w:color="auto" w:fill="FFFFFF"/>
+              </w:rPr>
+              <w:t>10</w:t>
+            </w:r>
+            <w:r>
+              <w:rPr>
+                <w:rFonts w:ascii="Courier New" w:hAnsi="Courier New" w:cs="Courier New"/>
+                <w:color w:val="000000"/>
+                <w:sz w:val="24"/>
+                <w:szCs w:val="24"/>
+                <w:shd w:val="clear" w:color="auto" w:fill="FFFFFF"/>
+              </w:rPr>
+              <w:t> </w:t>
+            </w:r>
             <w:r>
               <w:rPr>
                 <w:rStyle w:val="sqlkeywordcolor"/>
@@ -2126,84 +2740,7 @@
                 <w:szCs w:val="24"/>
                 <w:shd w:val="clear" w:color="auto" w:fill="FFFFFF"/>
               </w:rPr>
-              <w:t>SELECT</w:t>
-            </w:r>
-            <w:r>
-              <w:rPr>
-                <w:rFonts w:ascii="Courier New" w:hAnsi="Courier New" w:cs="Courier New"/>
-                <w:color w:val="000000"/>
-                <w:sz w:val="24"/>
-                <w:szCs w:val="24"/>
-                <w:shd w:val="clear" w:color="auto" w:fill="FFFFFF"/>
-              </w:rPr>
-              <w:t> * </w:t>
-            </w:r>
-            <w:r>
-              <w:rPr>
-                <w:rStyle w:val="sqlkeywordcolor"/>
-                <w:rFonts w:ascii="Courier New" w:hAnsi="Courier New" w:cs="Courier New"/>
-                <w:color w:val="0000CD"/>
-                <w:sz w:val="24"/>
-                <w:szCs w:val="24"/>
-                <w:shd w:val="clear" w:color="auto" w:fill="FFFFFF"/>
-              </w:rPr>
-              <w:t>FROM</w:t>
-            </w:r>
-            <w:r>
-              <w:rPr>
-                <w:rFonts w:ascii="Courier New" w:hAnsi="Courier New" w:cs="Courier New"/>
-                <w:color w:val="000000"/>
-                <w:sz w:val="24"/>
-                <w:szCs w:val="24"/>
-                <w:shd w:val="clear" w:color="auto" w:fill="FFFFFF"/>
-              </w:rPr>
-              <w:t> Products</w:t>
-            </w:r>
-          </w:p>
-          <w:p>
-            <w:pPr>
-              <w:spacing w:after="0"/>
-              <w:ind w:left="720"/>
-              <w:jc w:val="left"/>
-              <w:rPr>
-                <w:rFonts w:ascii="Courier New" w:hAnsi="Courier New" w:cs="Courier New"/>
-                <w:color w:val="000000"/>
-                <w:sz w:val="24"/>
-                <w:szCs w:val="24"/>
-                <w:shd w:val="clear" w:color="auto" w:fill="FFFFFF"/>
-              </w:rPr>
-            </w:pPr>
-            <w:r>
-              <w:rPr>
-                <w:rStyle w:val="sqlkeywordcolor"/>
-                <w:rFonts w:ascii="Courier New" w:hAnsi="Courier New" w:cs="Courier New"/>
-                <w:color w:val="0000CD"/>
-                <w:sz w:val="24"/>
-                <w:szCs w:val="24"/>
-                <w:shd w:val="clear" w:color="auto" w:fill="FFFFFF"/>
-              </w:rPr>
-              <w:t>WHERE</w:t>
-            </w:r>
-            <w:r>
-              <w:rPr>
-                <w:rFonts w:ascii="Courier New" w:hAnsi="Courier New" w:cs="Courier New"/>
-                <w:color w:val="000000"/>
-                <w:sz w:val="24"/>
-                <w:szCs w:val="24"/>
-                <w:shd w:val="clear" w:color="auto" w:fill="FFFFFF"/>
-              </w:rPr>
-              <w:t> Price </w:t>
-            </w:r>
-            <w:r>
-              <w:rPr>
-                <w:rStyle w:val="sqlkeywordcolor"/>
-                <w:rFonts w:ascii="Courier New" w:hAnsi="Courier New" w:cs="Courier New"/>
-                <w:color w:val="0000CD"/>
-                <w:sz w:val="24"/>
-                <w:szCs w:val="24"/>
-                <w:shd w:val="clear" w:color="auto" w:fill="FFFFFF"/>
-              </w:rPr>
-              <w:t>BETWEEN</w:t>
+              <w:t>AND</w:t>
             </w:r>
             <w:r>
               <w:rPr>
@@ -2224,48 +2761,6 @@
                 <w:szCs w:val="24"/>
                 <w:shd w:val="clear" w:color="auto" w:fill="FFFFFF"/>
               </w:rPr>
-              <w:t>10</w:t>
-            </w:r>
-            <w:r>
-              <w:rPr>
-                <w:rFonts w:ascii="Courier New" w:hAnsi="Courier New" w:cs="Courier New"/>
-                <w:color w:val="000000"/>
-                <w:sz w:val="24"/>
-                <w:szCs w:val="24"/>
-                <w:shd w:val="clear" w:color="auto" w:fill="FFFFFF"/>
-              </w:rPr>
-              <w:t> </w:t>
-            </w:r>
-            <w:r>
-              <w:rPr>
-                <w:rStyle w:val="sqlkeywordcolor"/>
-                <w:rFonts w:ascii="Courier New" w:hAnsi="Courier New" w:cs="Courier New"/>
-                <w:color w:val="0000CD"/>
-                <w:sz w:val="24"/>
-                <w:szCs w:val="24"/>
-                <w:shd w:val="clear" w:color="auto" w:fill="FFFFFF"/>
-              </w:rPr>
-              <w:t>AND</w:t>
-            </w:r>
-            <w:r>
-              <w:rPr>
-                <w:rFonts w:ascii="Courier New" w:hAnsi="Courier New" w:cs="Courier New"/>
-                <w:color w:val="000000"/>
-                <w:sz w:val="24"/>
-                <w:szCs w:val="24"/>
-                <w:shd w:val="clear" w:color="auto" w:fill="FFFFFF"/>
-              </w:rPr>
-              <w:t> </w:t>
-            </w:r>
-            <w:r>
-              <w:rPr>
-                <w:rStyle w:val="sqlnumbercolor"/>
-                <w:rFonts w:ascii="Courier New" w:hAnsi="Courier New" w:cs="Courier New"/>
-                <w:color w:val="000000"/>
-                <w:sz w:val="24"/>
-                <w:szCs w:val="24"/>
-                <w:shd w:val="clear" w:color="auto" w:fill="FFFFFF"/>
-              </w:rPr>
               <w:t>20</w:t>
             </w:r>
             <w:r>
@@ -2278,285 +2773,6 @@
               </w:rPr>
               <w:t>;</w:t>
             </w:r>
-          </w:p>
-          <w:p>
-            <w:pPr>
-              <w:spacing w:after="0"/>
-              <w:jc w:val="left"/>
-              <w:rPr>
-                <w:rFonts w:ascii="Courier New" w:eastAsia="Times New Roman" w:hAnsi="Courier New" w:cs="Courier New"/>
-                <w:b/>
-                <w:bCs/>
-                <w:color w:val="000000"/>
-                <w:sz w:val="24"/>
-                <w:szCs w:val="24"/>
-                <w:lang w:eastAsia="en-IN"/>
-              </w:rPr>
-            </w:pPr>
-          </w:p>
-          <w:p>
-            <w:pPr>
-              <w:spacing w:after="0"/>
-              <w:jc w:val="left"/>
-              <w:rPr>
-                <w:rFonts w:ascii="Courier New" w:eastAsia="Times New Roman" w:hAnsi="Courier New" w:cs="Courier New"/>
-                <w:b/>
-                <w:bCs/>
-                <w:color w:val="000000"/>
-                <w:sz w:val="24"/>
-                <w:szCs w:val="24"/>
-                <w:lang w:eastAsia="en-IN"/>
-              </w:rPr>
-            </w:pPr>
-          </w:p>
-          <w:p>
-            <w:pPr>
-              <w:pBdr>
-                <w:bottom w:val="single" w:sz="6" w:space="1" w:color="auto"/>
-              </w:pBdr>
-              <w:spacing w:after="0"/>
-              <w:jc w:val="left"/>
-              <w:rPr>
-                <w:rFonts w:ascii="Courier New" w:hAnsi="Courier New" w:cs="Courier New"/>
-                <w:b/>
-                <w:color w:val="000000"/>
-                <w:sz w:val="24"/>
-                <w:szCs w:val="24"/>
-                <w:shd w:val="clear" w:color="auto" w:fill="FFFFFF"/>
-              </w:rPr>
-            </w:pPr>
-            <w:r>
-              <w:rPr>
-                <w:rFonts w:ascii="Courier New" w:hAnsi="Courier New" w:cs="Courier New"/>
-                <w:b/>
-                <w:color w:val="000000"/>
-                <w:sz w:val="24"/>
-                <w:szCs w:val="24"/>
-                <w:shd w:val="clear" w:color="auto" w:fill="FFFFFF"/>
-              </w:rPr>
-              <w:t>NOT BETWEEN</w:t>
-            </w:r>
-          </w:p>
-          <w:p>
-            <w:pPr>
-              <w:spacing w:after="0" w:line="240" w:lineRule="auto"/>
-              <w:ind w:left="720"/>
-              <w:jc w:val="left"/>
-              <w:rPr>
-                <w:rFonts w:ascii="Courier New" w:hAnsi="Courier New" w:cs="Courier New"/>
-                <w:color w:val="000000"/>
-                <w:sz w:val="24"/>
-                <w:szCs w:val="24"/>
-                <w:shd w:val="clear" w:color="auto" w:fill="FFFFFF"/>
-              </w:rPr>
-            </w:pPr>
-            <w:r>
-              <w:rPr>
-                <w:rStyle w:val="sqlkeywordcolor"/>
-                <w:rFonts w:ascii="Courier New" w:hAnsi="Courier New" w:cs="Courier New"/>
-                <w:color w:val="0000CD"/>
-                <w:sz w:val="24"/>
-                <w:szCs w:val="24"/>
-                <w:shd w:val="clear" w:color="auto" w:fill="FFFFFF"/>
-              </w:rPr>
-              <w:t>SELECT</w:t>
-            </w:r>
-            <w:r>
-              <w:rPr>
-                <w:rFonts w:ascii="Courier New" w:hAnsi="Courier New" w:cs="Courier New"/>
-                <w:color w:val="000000"/>
-                <w:sz w:val="24"/>
-                <w:szCs w:val="24"/>
-                <w:shd w:val="clear" w:color="auto" w:fill="FFFFFF"/>
-              </w:rPr>
-              <w:t> * </w:t>
-            </w:r>
-            <w:r>
-              <w:rPr>
-                <w:rStyle w:val="sqlkeywordcolor"/>
-                <w:rFonts w:ascii="Courier New" w:hAnsi="Courier New" w:cs="Courier New"/>
-                <w:color w:val="0000CD"/>
-                <w:sz w:val="24"/>
-                <w:szCs w:val="24"/>
-                <w:shd w:val="clear" w:color="auto" w:fill="FFFFFF"/>
-              </w:rPr>
-              <w:t>FROM</w:t>
-            </w:r>
-            <w:r>
-              <w:rPr>
-                <w:rFonts w:ascii="Courier New" w:hAnsi="Courier New" w:cs="Courier New"/>
-                <w:color w:val="000000"/>
-                <w:sz w:val="24"/>
-                <w:szCs w:val="24"/>
-                <w:shd w:val="clear" w:color="auto" w:fill="FFFFFF"/>
-              </w:rPr>
-              <w:t> Products</w:t>
-            </w:r>
-            <w:r>
-              <w:rPr>
-                <w:rFonts w:ascii="Courier New" w:hAnsi="Courier New" w:cs="Courier New"/>
-                <w:color w:val="000000"/>
-                <w:sz w:val="24"/>
-                <w:szCs w:val="24"/>
-              </w:rPr>
-              <w:br/>
-            </w:r>
-            <w:r>
-              <w:rPr>
-                <w:rStyle w:val="sqlkeywordcolor"/>
-                <w:rFonts w:ascii="Courier New" w:hAnsi="Courier New" w:cs="Courier New"/>
-                <w:color w:val="0000CD"/>
-                <w:sz w:val="24"/>
-                <w:szCs w:val="24"/>
-                <w:shd w:val="clear" w:color="auto" w:fill="FFFFFF"/>
-              </w:rPr>
-              <w:t>WHERE</w:t>
-            </w:r>
-            <w:r>
-              <w:rPr>
-                <w:rFonts w:ascii="Courier New" w:hAnsi="Courier New" w:cs="Courier New"/>
-                <w:color w:val="000000"/>
-                <w:sz w:val="24"/>
-                <w:szCs w:val="24"/>
-                <w:shd w:val="clear" w:color="auto" w:fill="FFFFFF"/>
-              </w:rPr>
-              <w:t> Price </w:t>
-            </w:r>
-            <w:r>
-              <w:rPr>
-                <w:rStyle w:val="sqlkeywordcolor"/>
-                <w:rFonts w:ascii="Courier New" w:hAnsi="Courier New" w:cs="Courier New"/>
-                <w:color w:val="0000CD"/>
-                <w:sz w:val="24"/>
-                <w:szCs w:val="24"/>
-                <w:shd w:val="clear" w:color="auto" w:fill="FFFFFF"/>
-              </w:rPr>
-              <w:t>NOT</w:t>
-            </w:r>
-            <w:r>
-              <w:rPr>
-                <w:rFonts w:ascii="Courier New" w:hAnsi="Courier New" w:cs="Courier New"/>
-                <w:color w:val="000000"/>
-                <w:sz w:val="24"/>
-                <w:szCs w:val="24"/>
-                <w:shd w:val="clear" w:color="auto" w:fill="FFFFFF"/>
-              </w:rPr>
-              <w:t> </w:t>
-            </w:r>
-            <w:r>
-              <w:rPr>
-                <w:rStyle w:val="sqlkeywordcolor"/>
-                <w:rFonts w:ascii="Courier New" w:hAnsi="Courier New" w:cs="Courier New"/>
-                <w:color w:val="0000CD"/>
-                <w:sz w:val="24"/>
-                <w:szCs w:val="24"/>
-                <w:shd w:val="clear" w:color="auto" w:fill="FFFFFF"/>
-              </w:rPr>
-              <w:t>BETWEEN</w:t>
-            </w:r>
-            <w:r>
-              <w:rPr>
-                <w:rFonts w:ascii="Courier New" w:hAnsi="Courier New" w:cs="Courier New"/>
-                <w:color w:val="000000"/>
-                <w:sz w:val="24"/>
-                <w:szCs w:val="24"/>
-                <w:shd w:val="clear" w:color="auto" w:fill="FFFFFF"/>
-              </w:rPr>
-              <w:t> </w:t>
-            </w:r>
-            <w:r>
-              <w:rPr>
-                <w:rStyle w:val="sqlnumbercolor"/>
-                <w:rFonts w:ascii="Courier New" w:hAnsi="Courier New" w:cs="Courier New"/>
-                <w:color w:val="000000"/>
-                <w:sz w:val="24"/>
-                <w:szCs w:val="24"/>
-                <w:shd w:val="clear" w:color="auto" w:fill="FFFFFF"/>
-              </w:rPr>
-              <w:t>10</w:t>
-            </w:r>
-            <w:r>
-              <w:rPr>
-                <w:rFonts w:ascii="Courier New" w:hAnsi="Courier New" w:cs="Courier New"/>
-                <w:color w:val="000000"/>
-                <w:sz w:val="24"/>
-                <w:szCs w:val="24"/>
-                <w:shd w:val="clear" w:color="auto" w:fill="FFFFFF"/>
-              </w:rPr>
-              <w:t> </w:t>
-            </w:r>
-            <w:r>
-              <w:rPr>
-                <w:rStyle w:val="sqlkeywordcolor"/>
-                <w:rFonts w:ascii="Courier New" w:hAnsi="Courier New" w:cs="Courier New"/>
-                <w:color w:val="0000CD"/>
-                <w:sz w:val="24"/>
-                <w:szCs w:val="24"/>
-                <w:shd w:val="clear" w:color="auto" w:fill="FFFFFF"/>
-              </w:rPr>
-              <w:t>AND</w:t>
-            </w:r>
-            <w:r>
-              <w:rPr>
-                <w:rFonts w:ascii="Courier New" w:hAnsi="Courier New" w:cs="Courier New"/>
-                <w:color w:val="000000"/>
-                <w:sz w:val="24"/>
-                <w:szCs w:val="24"/>
-                <w:shd w:val="clear" w:color="auto" w:fill="FFFFFF"/>
-              </w:rPr>
-              <w:t> </w:t>
-            </w:r>
-            <w:r>
-              <w:rPr>
-                <w:rStyle w:val="sqlnumbercolor"/>
-                <w:rFonts w:ascii="Courier New" w:hAnsi="Courier New" w:cs="Courier New"/>
-                <w:color w:val="000000"/>
-                <w:sz w:val="24"/>
-                <w:szCs w:val="24"/>
-                <w:shd w:val="clear" w:color="auto" w:fill="FFFFFF"/>
-              </w:rPr>
-              <w:t>20</w:t>
-            </w:r>
-            <w:r>
-              <w:rPr>
-                <w:rFonts w:ascii="Courier New" w:hAnsi="Courier New" w:cs="Courier New"/>
-                <w:color w:val="000000"/>
-                <w:sz w:val="24"/>
-                <w:szCs w:val="24"/>
-                <w:shd w:val="clear" w:color="auto" w:fill="FFFFFF"/>
-              </w:rPr>
-              <w:t>;</w:t>
-            </w:r>
-          </w:p>
-          <w:p>
-            <w:pPr>
-              <w:spacing w:after="0"/>
-              <w:jc w:val="left"/>
-              <w:rPr>
-                <w:rFonts w:ascii="Courier New" w:eastAsia="Times New Roman" w:hAnsi="Courier New" w:cs="Courier New"/>
-                <w:b/>
-                <w:bCs/>
-                <w:color w:val="000000"/>
-                <w:sz w:val="24"/>
-                <w:szCs w:val="24"/>
-                <w:lang w:eastAsia="en-IN"/>
-              </w:rPr>
-            </w:pPr>
-          </w:p>
-          <w:p>
-            <w:pPr>
-              <w:spacing w:after="0"/>
-              <w:jc w:val="left"/>
-              <w:rPr>
-                <w:rFonts w:ascii="Courier New" w:eastAsia="Times New Roman" w:hAnsi="Courier New" w:cs="Courier New"/>
-                <w:b/>
-                <w:bCs/>
-                <w:color w:val="000000"/>
-                <w:sz w:val="24"/>
-                <w:szCs w:val="24"/>
-                <w:lang w:eastAsia="en-IN"/>
-              </w:rPr>
-            </w:pPr>
           </w:p>
           <w:p>
             <w:pPr>
@@ -2660,7 +2876,7 @@
         <w:tc>
           <w:tcPr>
             <w:cnfStyle w:val="001000000000" w:firstRow="0" w:lastRow="0" w:firstColumn="1" w:lastColumn="0" w:oddVBand="0" w:evenVBand="0" w:oddHBand="0" w:evenHBand="0" w:firstRowFirstColumn="0" w:firstRowLastColumn="0" w:lastRowFirstColumn="0" w:lastRowLastColumn="0"/>
-            <w:tcW w:w="0" w:type="auto"/>
+            <w:tcW w:w="2268" w:type="dxa"/>
             <w:tcBorders>
               <w:top w:val="single" w:sz="4" w:space="0" w:color="auto"/>
             </w:tcBorders>
@@ -2694,7 +2910,7 @@
         </w:tc>
         <w:tc>
           <w:tcPr>
-            <w:tcW w:w="0" w:type="auto"/>
+            <w:tcW w:w="8198" w:type="dxa"/>
             <w:tcBorders>
               <w:top w:val="single" w:sz="4" w:space="0" w:color="auto"/>
             </w:tcBorders>
@@ -2757,34 +2973,6 @@
                 <w:lang w:eastAsia="en-IN"/>
               </w:rPr>
             </w:pPr>
-          </w:p>
-          <w:p>
-            <w:pPr>
-              <w:pBdr>
-                <w:bottom w:val="single" w:sz="6" w:space="1" w:color="auto"/>
-              </w:pBdr>
-              <w:spacing w:after="0"/>
-              <w:jc w:val="left"/>
-              <w:rPr>
-                <w:rFonts w:ascii="Courier New" w:hAnsi="Courier New" w:cs="Courier New"/>
-                <w:b/>
-                <w:color w:val="000000"/>
-                <w:sz w:val="24"/>
-                <w:szCs w:val="24"/>
-                <w:shd w:val="clear" w:color="auto" w:fill="FFFFFF"/>
-              </w:rPr>
-            </w:pPr>
-            <w:r>
-              <w:rPr>
-                <w:rFonts w:ascii="Courier New" w:hAnsi="Courier New" w:cs="Courier New"/>
-                <w:b/>
-                <w:color w:val="000000"/>
-                <w:sz w:val="24"/>
-                <w:szCs w:val="24"/>
-                <w:shd w:val="clear" w:color="auto" w:fill="FFFFFF"/>
-              </w:rPr>
-              <w:t>WILDCARDS</w:t>
-            </w:r>
           </w:p>
           <w:p>
             <w:pPr>
@@ -3225,7 +3413,7 @@
         <w:tc>
           <w:tcPr>
             <w:cnfStyle w:val="001000000000" w:firstRow="0" w:lastRow="0" w:firstColumn="1" w:lastColumn="0" w:oddVBand="0" w:evenVBand="0" w:oddHBand="0" w:evenHBand="0" w:firstRowFirstColumn="0" w:firstRowLastColumn="0" w:lastRowFirstColumn="0" w:lastRowLastColumn="0"/>
-            <w:tcW w:w="0" w:type="auto"/>
+            <w:tcW w:w="2268" w:type="dxa"/>
             <w:tcBorders>
               <w:top w:val="single" w:sz="4" w:space="0" w:color="auto"/>
             </w:tcBorders>
@@ -3258,7 +3446,7 @@
         </w:tc>
         <w:tc>
           <w:tcPr>
-            <w:tcW w:w="0" w:type="auto"/>
+            <w:tcW w:w="8198" w:type="dxa"/>
             <w:tcBorders>
               <w:top w:val="single" w:sz="4" w:space="0" w:color="auto"/>
             </w:tcBorders>
@@ -3299,7 +3487,7 @@
         <w:tc>
           <w:tcPr>
             <w:cnfStyle w:val="001000000000" w:firstRow="0" w:lastRow="0" w:firstColumn="1" w:lastColumn="0" w:oddVBand="0" w:evenVBand="0" w:oddHBand="0" w:evenHBand="0" w:firstRowFirstColumn="0" w:firstRowLastColumn="0" w:lastRowFirstColumn="0" w:lastRowLastColumn="0"/>
-            <w:tcW w:w="0" w:type="auto"/>
+            <w:tcW w:w="2268" w:type="dxa"/>
             <w:noWrap/>
             <w:hideMark/>
           </w:tcPr>
@@ -3329,7 +3517,7 @@
         </w:tc>
         <w:tc>
           <w:tcPr>
-            <w:tcW w:w="0" w:type="auto"/>
+            <w:tcW w:w="8198" w:type="dxa"/>
             <w:noWrap/>
             <w:hideMark/>
           </w:tcPr>
@@ -3392,237 +3580,216 @@
           </w:p>
           <w:p>
             <w:pPr>
+              <w:spacing w:after="0" w:line="240" w:lineRule="auto"/>
+              <w:jc w:val="left"/>
+              <w:rPr>
+                <w:rFonts w:ascii="Courier New" w:eastAsia="Times New Roman" w:hAnsi="Courier New" w:cs="Courier New"/>
+                <w:b/>
+                <w:bCs/>
+                <w:color w:val="000000"/>
+                <w:sz w:val="24"/>
+                <w:szCs w:val="24"/>
+                <w:lang w:eastAsia="en-IN"/>
+              </w:rPr>
+            </w:pPr>
+            <w:r>
+              <w:rPr>
+                <w:rFonts w:ascii="Courier New" w:eastAsia="Times New Roman" w:hAnsi="Courier New" w:cs="Courier New"/>
+                <w:b/>
+                <w:bCs/>
+                <w:color w:val="000000"/>
+                <w:sz w:val="24"/>
+                <w:szCs w:val="24"/>
+                <w:lang w:eastAsia="en-IN"/>
+              </w:rPr>
+              <w:t xml:space="preserve">    </w:t>
+            </w:r>
+            <w:r>
+              <w:rPr>
+                <w:rFonts w:ascii="Courier New" w:eastAsia="Times New Roman" w:hAnsi="Courier New" w:cs="Courier New"/>
+                <w:b/>
+                <w:bCs/>
+                <w:color w:val="000000"/>
+                <w:sz w:val="24"/>
+                <w:szCs w:val="24"/>
+                <w:lang w:eastAsia="en-IN"/>
+              </w:rPr>
+              <w:t>SELECT * FROM cust2</w:t>
+            </w:r>
+          </w:p>
+          <w:p>
+            <w:pPr>
+              <w:spacing w:after="0" w:line="240" w:lineRule="auto"/>
+              <w:jc w:val="left"/>
+              <w:rPr>
+                <w:rFonts w:ascii="Courier New" w:eastAsia="Times New Roman" w:hAnsi="Courier New" w:cs="Courier New"/>
+                <w:b/>
+                <w:bCs/>
+                <w:color w:val="000000"/>
+                <w:sz w:val="24"/>
+                <w:szCs w:val="24"/>
+                <w:lang w:eastAsia="en-IN"/>
+              </w:rPr>
+            </w:pPr>
+            <w:r>
+              <w:rPr>
+                <w:rFonts w:ascii="Courier New" w:eastAsia="Times New Roman" w:hAnsi="Courier New" w:cs="Courier New"/>
+                <w:b/>
+                <w:bCs/>
+                <w:color w:val="000000"/>
+                <w:sz w:val="24"/>
+                <w:szCs w:val="24"/>
+                <w:lang w:eastAsia="en-IN"/>
+              </w:rPr>
+              <w:t xml:space="preserve">    </w:t>
+            </w:r>
+            <w:r>
+              <w:rPr>
+                <w:rFonts w:ascii="Courier New" w:eastAsia="Times New Roman" w:hAnsi="Courier New" w:cs="Courier New"/>
+                <w:b/>
+                <w:bCs/>
+                <w:color w:val="000000"/>
+                <w:sz w:val="24"/>
+                <w:szCs w:val="24"/>
+                <w:lang w:eastAsia="en-IN"/>
+              </w:rPr>
+              <w:t>WHERE salary IS NULL;</w:t>
+            </w:r>
+          </w:p>
+          <w:p>
+            <w:pPr>
+              <w:spacing w:after="0" w:line="240" w:lineRule="auto"/>
+              <w:jc w:val="left"/>
+              <w:rPr>
+                <w:rFonts w:ascii="Courier New" w:eastAsia="Times New Roman" w:hAnsi="Courier New" w:cs="Courier New"/>
+                <w:b/>
+                <w:bCs/>
+                <w:color w:val="000000"/>
+                <w:sz w:val="24"/>
+                <w:szCs w:val="24"/>
+                <w:lang w:eastAsia="en-IN"/>
+              </w:rPr>
+            </w:pPr>
+          </w:p>
+          <w:p>
+            <w:pPr>
+              <w:spacing w:after="0" w:line="240" w:lineRule="auto"/>
+              <w:jc w:val="left"/>
+              <w:rPr>
+                <w:rFonts w:ascii="Courier New" w:eastAsia="Times New Roman" w:hAnsi="Courier New" w:cs="Courier New"/>
+                <w:b/>
+                <w:bCs/>
+                <w:color w:val="000000"/>
+                <w:sz w:val="24"/>
+                <w:szCs w:val="24"/>
+                <w:lang w:eastAsia="en-IN"/>
+              </w:rPr>
+            </w:pPr>
+          </w:p>
+          <w:p>
+            <w:pPr>
+              <w:spacing w:after="0" w:line="240" w:lineRule="auto"/>
+              <w:jc w:val="left"/>
+              <w:rPr>
+                <w:rFonts w:ascii="Courier New" w:eastAsia="Times New Roman" w:hAnsi="Courier New" w:cs="Courier New"/>
+                <w:b/>
+                <w:bCs/>
+                <w:color w:val="000000"/>
+                <w:sz w:val="24"/>
+                <w:szCs w:val="24"/>
+                <w:lang w:eastAsia="en-IN"/>
+              </w:rPr>
+            </w:pPr>
+            <w:r>
+              <w:rPr>
+                <w:rFonts w:ascii="Courier New" w:eastAsia="Times New Roman" w:hAnsi="Courier New" w:cs="Courier New"/>
+                <w:b/>
+                <w:bCs/>
+                <w:color w:val="000000"/>
+                <w:sz w:val="24"/>
+                <w:szCs w:val="24"/>
+                <w:lang w:eastAsia="en-IN"/>
+              </w:rPr>
+              <w:t>SELECT * FROM cust2</w:t>
+            </w:r>
+          </w:p>
+          <w:p>
+            <w:pPr>
+              <w:spacing w:after="0" w:line="240" w:lineRule="auto"/>
+              <w:jc w:val="left"/>
+              <w:rPr>
+                <w:rFonts w:ascii="Courier New" w:eastAsia="Times New Roman" w:hAnsi="Courier New" w:cs="Courier New"/>
+                <w:b/>
+                <w:bCs/>
+                <w:color w:val="000000"/>
+                <w:sz w:val="24"/>
+                <w:szCs w:val="24"/>
+                <w:lang w:eastAsia="en-IN"/>
+              </w:rPr>
+            </w:pPr>
+            <w:r>
+              <w:rPr>
+                <w:rFonts w:ascii="Courier New" w:eastAsia="Times New Roman" w:hAnsi="Courier New" w:cs="Courier New"/>
+                <w:b/>
+                <w:bCs/>
+                <w:color w:val="000000"/>
+                <w:sz w:val="24"/>
+                <w:szCs w:val="24"/>
+                <w:lang w:eastAsia="en-IN"/>
+              </w:rPr>
+              <w:t>WHERE city IS NOT NULL;</w:t>
+            </w:r>
+          </w:p>
+          <w:p>
+            <w:pPr>
+              <w:spacing w:after="0" w:line="240" w:lineRule="auto"/>
+              <w:jc w:val="left"/>
+              <w:rPr>
+                <w:rFonts w:ascii="Courier New" w:eastAsia="Times New Roman" w:hAnsi="Courier New" w:cs="Courier New"/>
+                <w:b/>
+                <w:bCs/>
+                <w:color w:val="000000"/>
+                <w:sz w:val="24"/>
+                <w:szCs w:val="24"/>
+                <w:lang w:eastAsia="en-IN"/>
+              </w:rPr>
+            </w:pPr>
+          </w:p>
+          <w:p>
+            <w:pPr>
+              <w:spacing w:after="0" w:line="240" w:lineRule="auto"/>
+              <w:jc w:val="left"/>
+              <w:rPr>
+                <w:rFonts w:ascii="Courier New" w:eastAsia="Times New Roman" w:hAnsi="Courier New" w:cs="Courier New"/>
+                <w:b/>
+                <w:bCs/>
+                <w:color w:val="000000"/>
+                <w:sz w:val="24"/>
+                <w:szCs w:val="24"/>
+                <w:lang w:eastAsia="en-IN"/>
+              </w:rPr>
+            </w:pPr>
+          </w:p>
+          <w:p>
+            <w:pPr>
+              <w:spacing w:after="0" w:line="240" w:lineRule="auto"/>
+              <w:jc w:val="left"/>
+              <w:rPr>
+                <w:rFonts w:ascii="Courier New" w:eastAsia="Times New Roman" w:hAnsi="Courier New" w:cs="Courier New"/>
+                <w:b/>
+                <w:bCs/>
+                <w:color w:val="000000"/>
+                <w:sz w:val="24"/>
+                <w:szCs w:val="24"/>
+                <w:lang w:eastAsia="en-IN"/>
+              </w:rPr>
+            </w:pPr>
+          </w:p>
+          <w:p>
+            <w:pPr>
               <w:pBdr>
                 <w:bottom w:val="single" w:sz="6" w:space="1" w:color="auto"/>
               </w:pBdr>
-              <w:spacing w:after="0"/>
-              <w:jc w:val="left"/>
-              <w:rPr>
-                <w:rFonts w:ascii="Courier New" w:hAnsi="Courier New" w:cs="Courier New"/>
-                <w:b/>
-                <w:color w:val="000000"/>
-                <w:sz w:val="24"/>
-                <w:szCs w:val="24"/>
-                <w:shd w:val="clear" w:color="auto" w:fill="FFFFFF"/>
-              </w:rPr>
-            </w:pPr>
-            <w:r>
-              <w:rPr>
-                <w:rFonts w:ascii="Courier New" w:hAnsi="Courier New" w:cs="Courier New"/>
-                <w:b/>
-                <w:color w:val="000000"/>
-                <w:sz w:val="24"/>
-                <w:szCs w:val="24"/>
-                <w:shd w:val="clear" w:color="auto" w:fill="FFFFFF"/>
-              </w:rPr>
-              <w:t>IN OPERATOR</w:t>
-            </w:r>
-          </w:p>
-          <w:p>
-            <w:pPr>
-              <w:spacing w:after="0" w:line="240" w:lineRule="auto"/>
-              <w:ind w:left="720"/>
-              <w:jc w:val="left"/>
-              <w:rPr>
-                <w:rFonts w:ascii="Courier New" w:hAnsi="Courier New" w:cs="Courier New"/>
-                <w:color w:val="000000"/>
-                <w:sz w:val="24"/>
-                <w:szCs w:val="24"/>
-                <w:shd w:val="clear" w:color="auto" w:fill="FFFFFF"/>
-              </w:rPr>
-            </w:pPr>
-            <w:r>
-              <w:rPr>
-                <w:rStyle w:val="sqlkeywordcolor"/>
-                <w:rFonts w:ascii="Courier New" w:hAnsi="Courier New" w:cs="Courier New"/>
-                <w:color w:val="0000CD"/>
-                <w:sz w:val="24"/>
-                <w:szCs w:val="24"/>
-                <w:shd w:val="clear" w:color="auto" w:fill="FFFFFF"/>
-              </w:rPr>
-              <w:t>SELECT</w:t>
-            </w:r>
-            <w:r>
-              <w:rPr>
-                <w:rFonts w:ascii="Courier New" w:hAnsi="Courier New" w:cs="Courier New"/>
-                <w:color w:val="000000"/>
-                <w:sz w:val="24"/>
-                <w:szCs w:val="24"/>
-                <w:shd w:val="clear" w:color="auto" w:fill="FFFFFF"/>
-              </w:rPr>
-              <w:t> * </w:t>
-            </w:r>
-            <w:r>
-              <w:rPr>
-                <w:rStyle w:val="sqlkeywordcolor"/>
-                <w:rFonts w:ascii="Courier New" w:hAnsi="Courier New" w:cs="Courier New"/>
-                <w:color w:val="0000CD"/>
-                <w:sz w:val="24"/>
-                <w:szCs w:val="24"/>
-                <w:shd w:val="clear" w:color="auto" w:fill="FFFFFF"/>
-              </w:rPr>
-              <w:t>FROM</w:t>
-            </w:r>
-            <w:r>
-              <w:rPr>
-                <w:rFonts w:ascii="Courier New" w:hAnsi="Courier New" w:cs="Courier New"/>
-                <w:color w:val="000000"/>
-                <w:sz w:val="24"/>
-                <w:szCs w:val="24"/>
-                <w:shd w:val="clear" w:color="auto" w:fill="FFFFFF"/>
-              </w:rPr>
-              <w:t> Customers</w:t>
-            </w:r>
-            <w:r>
-              <w:rPr>
-                <w:rFonts w:ascii="Courier New" w:hAnsi="Courier New" w:cs="Courier New"/>
-                <w:color w:val="000000"/>
-                <w:sz w:val="24"/>
-                <w:szCs w:val="24"/>
-              </w:rPr>
-              <w:br/>
-            </w:r>
-            <w:r>
-              <w:rPr>
-                <w:rStyle w:val="sqlkeywordcolor"/>
-                <w:rFonts w:ascii="Courier New" w:hAnsi="Courier New" w:cs="Courier New"/>
-                <w:color w:val="0000CD"/>
-                <w:sz w:val="24"/>
-                <w:szCs w:val="24"/>
-                <w:shd w:val="clear" w:color="auto" w:fill="FFFFFF"/>
-              </w:rPr>
-              <w:t>WHERE</w:t>
-            </w:r>
-            <w:r>
-              <w:rPr>
-                <w:rFonts w:ascii="Courier New" w:hAnsi="Courier New" w:cs="Courier New"/>
-                <w:color w:val="000000"/>
-                <w:sz w:val="24"/>
-                <w:szCs w:val="24"/>
-                <w:shd w:val="clear" w:color="auto" w:fill="FFFFFF"/>
-              </w:rPr>
-              <w:t> Country </w:t>
-            </w:r>
-            <w:r>
-              <w:rPr>
-                <w:rStyle w:val="sqlkeywordcolor"/>
-                <w:rFonts w:ascii="Courier New" w:hAnsi="Courier New" w:cs="Courier New"/>
-                <w:color w:val="0000CD"/>
-                <w:sz w:val="24"/>
-                <w:szCs w:val="24"/>
-                <w:shd w:val="clear" w:color="auto" w:fill="FFFFFF"/>
-              </w:rPr>
-              <w:t>IN</w:t>
-            </w:r>
-            <w:r>
-              <w:rPr>
-                <w:rFonts w:ascii="Courier New" w:hAnsi="Courier New" w:cs="Courier New"/>
-                <w:color w:val="000000"/>
-                <w:sz w:val="24"/>
-                <w:szCs w:val="24"/>
-                <w:shd w:val="clear" w:color="auto" w:fill="FFFFFF"/>
-              </w:rPr>
-              <w:t> (</w:t>
-            </w:r>
-            <w:r>
-              <w:rPr>
-                <w:rStyle w:val="sqlstringcolor"/>
-                <w:rFonts w:ascii="Courier New" w:hAnsi="Courier New" w:cs="Courier New"/>
-                <w:color w:val="A52A2A"/>
-                <w:sz w:val="24"/>
-                <w:szCs w:val="24"/>
-                <w:shd w:val="clear" w:color="auto" w:fill="FFFFFF"/>
-              </w:rPr>
-              <w:t>'Germany'</w:t>
-            </w:r>
-            <w:r>
-              <w:rPr>
-                <w:rFonts w:ascii="Courier New" w:hAnsi="Courier New" w:cs="Courier New"/>
-                <w:color w:val="000000"/>
-                <w:sz w:val="24"/>
-                <w:szCs w:val="24"/>
-                <w:shd w:val="clear" w:color="auto" w:fill="FFFFFF"/>
-              </w:rPr>
-              <w:t>, </w:t>
-            </w:r>
-            <w:r>
-              <w:rPr>
-                <w:rStyle w:val="sqlstringcolor"/>
-                <w:rFonts w:ascii="Courier New" w:hAnsi="Courier New" w:cs="Courier New"/>
-                <w:color w:val="A52A2A"/>
-                <w:sz w:val="24"/>
-                <w:szCs w:val="24"/>
-                <w:shd w:val="clear" w:color="auto" w:fill="FFFFFF"/>
-              </w:rPr>
-              <w:t>'France'</w:t>
-            </w:r>
-            <w:r>
-              <w:rPr>
-                <w:rFonts w:ascii="Courier New" w:hAnsi="Courier New" w:cs="Courier New"/>
-                <w:color w:val="000000"/>
-                <w:sz w:val="24"/>
-                <w:szCs w:val="24"/>
-                <w:shd w:val="clear" w:color="auto" w:fill="FFFFFF"/>
-              </w:rPr>
-              <w:t>, </w:t>
-            </w:r>
-            <w:r>
-              <w:rPr>
-                <w:rStyle w:val="sqlstringcolor"/>
-                <w:rFonts w:ascii="Courier New" w:hAnsi="Courier New" w:cs="Courier New"/>
-                <w:color w:val="A52A2A"/>
-                <w:sz w:val="24"/>
-                <w:szCs w:val="24"/>
-                <w:shd w:val="clear" w:color="auto" w:fill="FFFFFF"/>
-              </w:rPr>
-              <w:t>'UK'</w:t>
-            </w:r>
-            <w:r>
-              <w:rPr>
-                <w:rFonts w:ascii="Courier New" w:hAnsi="Courier New" w:cs="Courier New"/>
-                <w:color w:val="000000"/>
-                <w:sz w:val="24"/>
-                <w:szCs w:val="24"/>
-                <w:shd w:val="clear" w:color="auto" w:fill="FFFFFF"/>
-              </w:rPr>
-              <w:t>)</w:t>
-            </w:r>
-          </w:p>
-          <w:p>
-            <w:pPr>
-              <w:spacing w:after="0" w:line="240" w:lineRule="auto"/>
-              <w:jc w:val="left"/>
-              <w:rPr>
-                <w:rFonts w:ascii="Courier New" w:eastAsia="Times New Roman" w:hAnsi="Courier New" w:cs="Courier New"/>
-                <w:b/>
-                <w:bCs/>
-                <w:color w:val="000000"/>
-                <w:sz w:val="24"/>
-                <w:szCs w:val="24"/>
-                <w:lang w:eastAsia="en-IN"/>
-              </w:rPr>
-            </w:pPr>
-          </w:p>
-          <w:p>
-            <w:pPr>
-              <w:spacing w:after="0" w:line="240" w:lineRule="auto"/>
-              <w:jc w:val="left"/>
-              <w:rPr>
-                <w:rFonts w:ascii="Courier New" w:eastAsia="Times New Roman" w:hAnsi="Courier New" w:cs="Courier New"/>
-                <w:b/>
-                <w:bCs/>
-                <w:color w:val="000000"/>
-                <w:sz w:val="24"/>
-                <w:szCs w:val="24"/>
-                <w:lang w:eastAsia="en-IN"/>
-              </w:rPr>
-            </w:pPr>
-          </w:p>
-          <w:p>
-            <w:pPr>
-              <w:pBdr>
-                <w:bottom w:val="single" w:sz="6" w:space="1" w:color="auto"/>
-              </w:pBdr>
               <w:spacing w:after="0" w:line="240" w:lineRule="auto"/>
               <w:jc w:val="left"/>
               <w:rPr>
@@ -3989,33 +4156,8 @@
                 <w:lang w:eastAsia="en-IN"/>
               </w:rPr>
             </w:pPr>
-          </w:p>
-          <w:p>
-            <w:pPr>
-              <w:spacing w:after="0" w:line="240" w:lineRule="auto"/>
-              <w:jc w:val="left"/>
-              <w:rPr>
-                <w:rFonts w:ascii="Courier New" w:eastAsia="Times New Roman" w:hAnsi="Courier New" w:cs="Courier New"/>
-                <w:b/>
-                <w:bCs/>
-                <w:color w:val="000000"/>
-                <w:sz w:val="24"/>
-                <w:szCs w:val="24"/>
-                <w:lang w:eastAsia="en-IN"/>
-              </w:rPr>
-            </w:pPr>
-            <w:r>
-              <w:rPr>
-                <w:rFonts w:ascii="Courier New" w:eastAsia="Times New Roman" w:hAnsi="Courier New" w:cs="Courier New"/>
-                <w:b/>
-                <w:bCs/>
-                <w:color w:val="000000"/>
-                <w:sz w:val="24"/>
-                <w:szCs w:val="24"/>
-                <w:lang w:eastAsia="en-IN"/>
-              </w:rPr>
-              <w:t>EXISTS Operator:</w:t>
-            </w:r>
+            <w:bookmarkStart w:id="0" w:name="_GoBack"/>
+            <w:bookmarkEnd w:id="0"/>
           </w:p>
         </w:tc>
       </w:tr>
@@ -4054,312 +4196,6 @@
           </w:p>
         </w:tc>
       </w:tr>
-      <w:tr>
-        <w:trPr>
-          <w:trHeight w:val="259"/>
-          <w:jc w:val="right"/>
-        </w:trPr>
-        <w:tc>
-          <w:tcPr>
-            <w:cnfStyle w:val="001000000000" w:firstRow="0" w:lastRow="0" w:firstColumn="1" w:lastColumn="0" w:oddVBand="0" w:evenVBand="0" w:oddHBand="0" w:evenHBand="0" w:firstRowFirstColumn="0" w:firstRowLastColumn="0" w:lastRowFirstColumn="0" w:lastRowLastColumn="0"/>
-            <w:tcW w:w="0" w:type="auto"/>
-            <w:tcBorders>
-              <w:top w:val="single" w:sz="4" w:space="0" w:color="auto"/>
-            </w:tcBorders>
-            <w:noWrap/>
-            <w:hideMark/>
-          </w:tcPr>
-          <w:p>
-            <w:pPr>
-              <w:spacing w:after="0" w:line="240" w:lineRule="auto"/>
-              <w:jc w:val="left"/>
-              <w:rPr>
-                <w:rFonts w:ascii="Courier New" w:eastAsia="Times New Roman" w:hAnsi="Courier New" w:cs="Courier New"/>
-                <w:color w:val="000000"/>
-                <w:sz w:val="24"/>
-                <w:szCs w:val="24"/>
-                <w:lang w:eastAsia="en-IN"/>
-              </w:rPr>
-            </w:pPr>
-            <w:r>
-              <w:rPr>
-                <w:rFonts w:ascii="Courier New" w:eastAsia="Times New Roman" w:hAnsi="Courier New" w:cs="Courier New"/>
-                <w:color w:val="000000"/>
-                <w:sz w:val="24"/>
-                <w:szCs w:val="24"/>
-                <w:lang w:eastAsia="en-IN"/>
-              </w:rPr>
-              <w:t xml:space="preserve">EXISTS </w:t>
-            </w:r>
-          </w:p>
-        </w:tc>
-        <w:tc>
-          <w:tcPr>
-            <w:tcW w:w="0" w:type="auto"/>
-            <w:tcBorders>
-              <w:top w:val="single" w:sz="4" w:space="0" w:color="auto"/>
-            </w:tcBorders>
-            <w:noWrap/>
-            <w:hideMark/>
-          </w:tcPr>
-          <w:p>
-            <w:pPr>
-              <w:spacing w:after="0" w:line="240" w:lineRule="auto"/>
-              <w:cnfStyle w:val="000000000000" w:firstRow="0" w:lastRow="0" w:firstColumn="0" w:lastColumn="0" w:oddVBand="0" w:evenVBand="0" w:oddHBand="0" w:evenHBand="0" w:firstRowFirstColumn="0" w:firstRowLastColumn="0" w:lastRowFirstColumn="0" w:lastRowLastColumn="0"/>
-              <w:rPr>
-                <w:rFonts w:ascii="Courier New" w:eastAsia="Times New Roman" w:hAnsi="Courier New" w:cs="Courier New"/>
-                <w:color w:val="000000"/>
-                <w:sz w:val="24"/>
-                <w:szCs w:val="24"/>
-                <w:lang w:eastAsia="en-IN"/>
-              </w:rPr>
-            </w:pPr>
-            <w:r>
-              <w:rPr>
-                <w:rFonts w:ascii="Courier New" w:eastAsia="Times New Roman" w:hAnsi="Courier New" w:cs="Courier New"/>
-                <w:color w:val="000000"/>
-                <w:sz w:val="24"/>
-                <w:szCs w:val="24"/>
-                <w:lang w:eastAsia="en-IN"/>
-              </w:rPr>
-              <w:t>Checks if a subquery returns any rows</w:t>
-            </w:r>
-          </w:p>
-        </w:tc>
-      </w:tr>
-      <w:tr>
-        <w:trPr>
-          <w:cnfStyle w:val="000000100000" w:firstRow="0" w:lastRow="0" w:firstColumn="0" w:lastColumn="0" w:oddVBand="0" w:evenVBand="0" w:oddHBand="1" w:evenHBand="0" w:firstRowFirstColumn="0" w:firstRowLastColumn="0" w:lastRowFirstColumn="0" w:lastRowLastColumn="0"/>
-          <w:trHeight w:val="259"/>
-          <w:jc w:val="right"/>
-        </w:trPr>
-        <w:tc>
-          <w:tcPr>
-            <w:cnfStyle w:val="001000000000" w:firstRow="0" w:lastRow="0" w:firstColumn="1" w:lastColumn="0" w:oddVBand="0" w:evenVBand="0" w:oddHBand="0" w:evenHBand="0" w:firstRowFirstColumn="0" w:firstRowLastColumn="0" w:lastRowFirstColumn="0" w:lastRowLastColumn="0"/>
-            <w:tcW w:w="0" w:type="auto"/>
-            <w:noWrap/>
-            <w:hideMark/>
-          </w:tcPr>
-          <w:p>
-            <w:pPr>
-              <w:spacing w:after="0" w:line="240" w:lineRule="auto"/>
-              <w:jc w:val="left"/>
-              <w:rPr>
-                <w:rFonts w:ascii="Courier New" w:eastAsia="Times New Roman" w:hAnsi="Courier New" w:cs="Courier New"/>
-                <w:color w:val="000000"/>
-                <w:sz w:val="24"/>
-                <w:szCs w:val="24"/>
-                <w:lang w:eastAsia="en-IN"/>
-              </w:rPr>
-            </w:pPr>
-            <w:r>
-              <w:rPr>
-                <w:rFonts w:ascii="Courier New" w:eastAsia="Times New Roman" w:hAnsi="Courier New" w:cs="Courier New"/>
-                <w:color w:val="000000"/>
-                <w:sz w:val="24"/>
-                <w:szCs w:val="24"/>
-                <w:lang w:eastAsia="en-IN"/>
-              </w:rPr>
-              <w:t xml:space="preserve">NOT EXISTS </w:t>
-            </w:r>
-          </w:p>
-        </w:tc>
-        <w:tc>
-          <w:tcPr>
-            <w:tcW w:w="0" w:type="auto"/>
-            <w:noWrap/>
-            <w:hideMark/>
-          </w:tcPr>
-          <w:p>
-            <w:pPr>
-              <w:spacing w:after="0" w:line="240" w:lineRule="auto"/>
-              <w:cnfStyle w:val="000000100000" w:firstRow="0" w:lastRow="0" w:firstColumn="0" w:lastColumn="0" w:oddVBand="0" w:evenVBand="0" w:oddHBand="1" w:evenHBand="0" w:firstRowFirstColumn="0" w:firstRowLastColumn="0" w:lastRowFirstColumn="0" w:lastRowLastColumn="0"/>
-              <w:rPr>
-                <w:rFonts w:ascii="Courier New" w:eastAsia="Times New Roman" w:hAnsi="Courier New" w:cs="Courier New"/>
-                <w:color w:val="000000"/>
-                <w:sz w:val="24"/>
-                <w:szCs w:val="24"/>
-                <w:lang w:eastAsia="en-IN"/>
-              </w:rPr>
-            </w:pPr>
-            <w:r>
-              <w:rPr>
-                <w:rFonts w:ascii="Courier New" w:eastAsia="Times New Roman" w:hAnsi="Courier New" w:cs="Courier New"/>
-                <w:color w:val="000000"/>
-                <w:sz w:val="24"/>
-                <w:szCs w:val="24"/>
-                <w:lang w:eastAsia="en-IN"/>
-              </w:rPr>
-              <w:t>Opposite of Exists</w:t>
-            </w:r>
-          </w:p>
-        </w:tc>
-      </w:tr>
-      <w:tr>
-        <w:trPr>
-          <w:trHeight w:val="293"/>
-          <w:jc w:val="right"/>
-        </w:trPr>
-        <w:tc>
-          <w:tcPr>
-            <w:cnfStyle w:val="001000000000" w:firstRow="0" w:lastRow="0" w:firstColumn="1" w:lastColumn="0" w:oddVBand="0" w:evenVBand="0" w:oddHBand="0" w:evenHBand="0" w:firstRowFirstColumn="0" w:firstRowLastColumn="0" w:lastRowFirstColumn="0" w:lastRowLastColumn="0"/>
-            <w:tcW w:w="0" w:type="auto"/>
-            <w:gridSpan w:val="2"/>
-            <w:vMerge w:val="restart"/>
-            <w:noWrap/>
-            <w:hideMark/>
-          </w:tcPr>
-          <w:p>
-            <w:pPr>
-              <w:spacing w:after="0"/>
-              <w:jc w:val="left"/>
-              <w:rPr>
-                <w:rFonts w:ascii="Courier New" w:eastAsia="Times New Roman" w:hAnsi="Courier New" w:cs="Courier New"/>
-                <w:b/>
-                <w:bCs/>
-                <w:color w:val="000000"/>
-                <w:sz w:val="24"/>
-                <w:szCs w:val="24"/>
-                <w:lang w:eastAsia="en-IN"/>
-              </w:rPr>
-            </w:pPr>
-          </w:p>
-          <w:p>
-            <w:pPr>
-              <w:spacing w:after="0" w:line="240" w:lineRule="auto"/>
-              <w:jc w:val="left"/>
-              <w:rPr>
-                <w:rFonts w:ascii="Courier New" w:eastAsia="Times New Roman" w:hAnsi="Courier New" w:cs="Courier New"/>
-                <w:b/>
-                <w:bCs/>
-                <w:color w:val="000000"/>
-                <w:sz w:val="24"/>
-                <w:szCs w:val="24"/>
-                <w:lang w:eastAsia="en-IN"/>
-              </w:rPr>
-            </w:pPr>
-            <w:r>
-              <w:rPr>
-                <w:rFonts w:ascii="Courier New" w:eastAsia="Times New Roman" w:hAnsi="Courier New" w:cs="Courier New"/>
-                <w:b/>
-                <w:bCs/>
-                <w:color w:val="000000"/>
-                <w:sz w:val="24"/>
-                <w:szCs w:val="24"/>
-                <w:lang w:eastAsia="en-IN"/>
-              </w:rPr>
-              <w:t>Concatenation Operator:</w:t>
-            </w:r>
-          </w:p>
-        </w:tc>
-      </w:tr>
-      <w:tr>
-        <w:trPr>
-          <w:cnfStyle w:val="000000100000" w:firstRow="0" w:lastRow="0" w:firstColumn="0" w:lastColumn="0" w:oddVBand="0" w:evenVBand="0" w:oddHBand="1" w:evenHBand="0" w:firstRowFirstColumn="0" w:firstRowLastColumn="0" w:lastRowFirstColumn="0" w:lastRowLastColumn="0"/>
-          <w:trHeight w:val="293"/>
-          <w:jc w:val="right"/>
-        </w:trPr>
-        <w:tc>
-          <w:tcPr>
-            <w:cnfStyle w:val="001000000000" w:firstRow="0" w:lastRow="0" w:firstColumn="1" w:lastColumn="0" w:oddVBand="0" w:evenVBand="0" w:oddHBand="0" w:evenHBand="0" w:firstRowFirstColumn="0" w:firstRowLastColumn="0" w:lastRowFirstColumn="0" w:lastRowLastColumn="0"/>
-            <w:tcW w:w="0" w:type="auto"/>
-            <w:gridSpan w:val="2"/>
-            <w:vMerge/>
-            <w:tcBorders>
-              <w:bottom w:val="single" w:sz="4" w:space="0" w:color="auto"/>
-            </w:tcBorders>
-            <w:hideMark/>
-          </w:tcPr>
-          <w:p>
-            <w:pPr>
-              <w:spacing w:after="0" w:line="240" w:lineRule="auto"/>
-              <w:jc w:val="left"/>
-              <w:rPr>
-                <w:rFonts w:ascii="Courier New" w:eastAsia="Times New Roman" w:hAnsi="Courier New" w:cs="Courier New"/>
-                <w:b/>
-                <w:bCs/>
-                <w:color w:val="000000"/>
-                <w:sz w:val="24"/>
-                <w:szCs w:val="24"/>
-                <w:lang w:eastAsia="en-IN"/>
-              </w:rPr>
-            </w:pPr>
-          </w:p>
-        </w:tc>
-      </w:tr>
-      <w:tr>
-        <w:trPr>
-          <w:trHeight w:val="259"/>
-          <w:jc w:val="right"/>
-        </w:trPr>
-        <w:tc>
-          <w:tcPr>
-            <w:cnfStyle w:val="001000000000" w:firstRow="0" w:lastRow="0" w:firstColumn="1" w:lastColumn="0" w:oddVBand="0" w:evenVBand="0" w:oddHBand="0" w:evenHBand="0" w:firstRowFirstColumn="0" w:firstRowLastColumn="0" w:lastRowFirstColumn="0" w:lastRowLastColumn="0"/>
-            <w:tcW w:w="0" w:type="auto"/>
-            <w:tcBorders>
-              <w:top w:val="single" w:sz="4" w:space="0" w:color="auto"/>
-            </w:tcBorders>
-            <w:noWrap/>
-            <w:hideMark/>
-          </w:tcPr>
-          <w:p>
-            <w:pPr>
-              <w:spacing w:after="0" w:line="240" w:lineRule="auto"/>
-              <w:jc w:val="left"/>
-              <w:rPr>
-                <w:rFonts w:ascii="Courier New" w:eastAsia="Times New Roman" w:hAnsi="Courier New" w:cs="Courier New"/>
-                <w:color w:val="000000"/>
-                <w:sz w:val="24"/>
-                <w:szCs w:val="24"/>
-                <w:lang w:eastAsia="en-IN"/>
-              </w:rPr>
-            </w:pPr>
-            <w:r>
-              <w:rPr>
-                <w:rFonts w:ascii="Courier New" w:eastAsia="Times New Roman" w:hAnsi="Courier New" w:cs="Courier New"/>
-                <w:color w:val="000000"/>
-                <w:sz w:val="24"/>
-                <w:szCs w:val="24"/>
-                <w:lang w:eastAsia="en-IN"/>
-              </w:rPr>
-              <w:t xml:space="preserve">|| </w:t>
-            </w:r>
-          </w:p>
-        </w:tc>
-        <w:tc>
-          <w:tcPr>
-            <w:tcW w:w="0" w:type="auto"/>
-            <w:tcBorders>
-              <w:top w:val="single" w:sz="4" w:space="0" w:color="auto"/>
-            </w:tcBorders>
-            <w:noWrap/>
-            <w:hideMark/>
-          </w:tcPr>
-          <w:p>
-            <w:pPr>
-              <w:spacing w:after="0" w:line="240" w:lineRule="auto"/>
-              <w:cnfStyle w:val="000000000000" w:firstRow="0" w:lastRow="0" w:firstColumn="0" w:lastColumn="0" w:oddVBand="0" w:evenVBand="0" w:oddHBand="0" w:evenHBand="0" w:firstRowFirstColumn="0" w:firstRowLastColumn="0" w:lastRowFirstColumn="0" w:lastRowLastColumn="0"/>
-              <w:rPr>
-                <w:rFonts w:ascii="Courier New" w:eastAsia="Times New Roman" w:hAnsi="Courier New" w:cs="Courier New"/>
-                <w:color w:val="000000"/>
-                <w:sz w:val="24"/>
-                <w:szCs w:val="24"/>
-                <w:lang w:eastAsia="en-IN"/>
-              </w:rPr>
-            </w:pPr>
-            <w:r>
-              <w:rPr>
-                <w:rFonts w:ascii="Courier New" w:eastAsia="Times New Roman" w:hAnsi="Courier New" w:cs="Courier New"/>
-                <w:color w:val="000000"/>
-                <w:sz w:val="24"/>
-                <w:szCs w:val="24"/>
-                <w:lang w:eastAsia="en-IN"/>
-              </w:rPr>
-              <w:t>Concatenates two strings</w:t>
-            </w:r>
-          </w:p>
-        </w:tc>
-      </w:tr>
     </w:tbl>
     <w:p>
       <w:pPr>
@@ -4384,20 +4220,6 @@
           <w:shd w:val="clear" w:color="auto" w:fill="FFFFFF"/>
         </w:rPr>
       </w:pPr>
-    </w:p>
-    <w:p>
-      <w:pPr>
-        <w:spacing w:after="0"/>
-        <w:rPr>
-          <w:rFonts w:ascii="Courier New" w:hAnsi="Courier New" w:cs="Courier New"/>
-          <w:color w:val="000000"/>
-          <w:sz w:val="24"/>
-          <w:szCs w:val="24"/>
-          <w:shd w:val="clear" w:color="auto" w:fill="FFFFFF"/>
-        </w:rPr>
-      </w:pPr>
-      <w:bookmarkStart w:id="0" w:name="_GoBack"/>
-      <w:bookmarkEnd w:id="0"/>
     </w:p>
     <w:p>
       <w:pPr>

--- a/17 18 20/04_SQL/raw/5) Logical and Where Clause.docx
+++ b/17 18 20/04_SQL/raw/5) Logical and Where Clause.docx
@@ -8,8 +8,9 @@
         <w:rPr>
           <w:rFonts w:ascii="Courier New" w:hAnsi="Courier New" w:cs="Courier New"/>
           <w:b/>
+          <w:caps/>
           <w:color w:val="000000"/>
-          <w:sz w:val="24"/>
+          <w:sz w:val="36"/>
           <w:szCs w:val="24"/>
           <w:shd w:val="clear" w:color="auto" w:fill="FFFFFF"/>
         </w:rPr>
@@ -23,8 +24,123 @@
           <w:szCs w:val="24"/>
           <w:shd w:val="clear" w:color="auto" w:fill="FFFFFF"/>
         </w:rPr>
-        <w:t>Advance selection or filtering using where</w:t>
+        <w:t xml:space="preserve">Advance selection or filtering using </w:t>
       </w:r>
+      <w:r>
+        <w:rPr>
+          <w:rStyle w:val="sqlkeywordcolor"/>
+          <w:rFonts w:ascii="Courier New" w:hAnsi="Courier New" w:cs="Courier New"/>
+          <w:b/>
+          <w:caps/>
+          <w:color w:val="0000CD"/>
+          <w:sz w:val="36"/>
+          <w:szCs w:val="24"/>
+          <w:shd w:val="clear" w:color="auto" w:fill="FFFFFF"/>
+        </w:rPr>
+        <w:t>where</w:t>
+      </w:r>
+    </w:p>
+    <w:p>
+      <w:pPr>
+        <w:spacing w:after="0"/>
+        <w:rPr>
+          <w:rFonts w:ascii="Courier New" w:hAnsi="Courier New" w:cs="Courier New"/>
+          <w:b/>
+          <w:caps/>
+          <w:color w:val="000000"/>
+          <w:sz w:val="24"/>
+          <w:szCs w:val="24"/>
+          <w:shd w:val="clear" w:color="auto" w:fill="FFFFFF"/>
+        </w:rPr>
+      </w:pPr>
+    </w:p>
+    <w:p>
+      <w:pPr>
+        <w:spacing w:after="0"/>
+        <w:rPr>
+          <w:rFonts w:ascii="Courier New" w:hAnsi="Courier New" w:cs="Courier New"/>
+          <w:b/>
+          <w:caps/>
+          <w:color w:val="000000"/>
+          <w:sz w:val="24"/>
+          <w:szCs w:val="24"/>
+          <w:shd w:val="clear" w:color="auto" w:fill="FFFFFF"/>
+        </w:rPr>
+      </w:pPr>
+    </w:p>
+    <w:p>
+      <w:pPr>
+        <w:spacing w:after="0"/>
+        <w:rPr>
+          <w:rFonts w:ascii="Courier New" w:hAnsi="Courier New" w:cs="Courier New"/>
+          <w:b/>
+          <w:caps/>
+          <w:color w:val="000000"/>
+          <w:sz w:val="24"/>
+          <w:szCs w:val="24"/>
+          <w:shd w:val="clear" w:color="auto" w:fill="FFFFFF"/>
+        </w:rPr>
+      </w:pPr>
+      <w:r>
+        <w:rPr>
+          <w:rFonts w:ascii="Courier New" w:hAnsi="Courier New" w:cs="Courier New"/>
+          <w:b/>
+          <w:caps/>
+          <w:color w:val="000000"/>
+          <w:sz w:val="24"/>
+          <w:szCs w:val="24"/>
+          <w:shd w:val="clear" w:color="auto" w:fill="FFFFFF"/>
+        </w:rPr>
+        <w:drawing>
+          <wp:inline distT="0" distB="0" distL="0" distR="0" wp14:anchorId="529BA690" wp14:editId="357D7561">
+            <wp:extent cx="3772227" cy="2118544"/>
+            <wp:effectExtent l="0" t="0" r="0" b="0"/>
+            <wp:docPr id="1" name="Picture 1"/>
+            <wp:cNvGraphicFramePr>
+              <a:graphicFrameLocks xmlns:a="http://schemas.openxmlformats.org/drawingml/2006/main" noChangeAspect="1"/>
+            </wp:cNvGraphicFramePr>
+            <a:graphic xmlns:a="http://schemas.openxmlformats.org/drawingml/2006/main">
+              <a:graphicData uri="http://schemas.openxmlformats.org/drawingml/2006/picture">
+                <pic:pic xmlns:pic="http://schemas.openxmlformats.org/drawingml/2006/picture">
+                  <pic:nvPicPr>
+                    <pic:cNvPr id="1" name=""/>
+                    <pic:cNvPicPr/>
+                  </pic:nvPicPr>
+                  <pic:blipFill>
+                    <a:blip r:embed="rId8"/>
+                    <a:stretch>
+                      <a:fillRect/>
+                    </a:stretch>
+                  </pic:blipFill>
+                  <pic:spPr>
+                    <a:xfrm>
+                      <a:off x="0" y="0"/>
+                      <a:ext cx="3772227" cy="2118544"/>
+                    </a:xfrm>
+                    <a:prstGeom prst="rect">
+                      <a:avLst/>
+                    </a:prstGeom>
+                  </pic:spPr>
+                </pic:pic>
+              </a:graphicData>
+            </a:graphic>
+          </wp:inline>
+        </w:drawing>
+      </w:r>
+    </w:p>
+    <w:p>
+      <w:pPr>
+        <w:spacing w:after="0"/>
+        <w:rPr>
+          <w:rFonts w:ascii="Courier New" w:hAnsi="Courier New" w:cs="Courier New"/>
+          <w:b/>
+          <w:caps/>
+          <w:color w:val="000000"/>
+          <w:sz w:val="24"/>
+          <w:szCs w:val="24"/>
+          <w:shd w:val="clear" w:color="auto" w:fill="FFFFFF"/>
+        </w:rPr>
+      </w:pPr>
     </w:p>
     <w:p>
       <w:pPr>
@@ -802,6 +918,18 @@
                 <w:szCs w:val="24"/>
                 <w:lang w:eastAsia="en-IN"/>
               </w:rPr>
+              <w:t xml:space="preserve">    </w:t>
+            </w:r>
+            <w:r>
+              <w:rPr>
+                <w:rFonts w:ascii="Courier New" w:eastAsia="Times New Roman" w:hAnsi="Courier New" w:cs="Courier New"/>
+                <w:b/>
+                <w:bCs/>
+                <w:color w:val="000000"/>
+                <w:sz w:val="24"/>
+                <w:szCs w:val="24"/>
+                <w:lang w:eastAsia="en-IN"/>
+              </w:rPr>
               <w:t xml:space="preserve">SELECT * FROM cust2 </w:t>
             </w:r>
           </w:p>
@@ -822,6 +950,18 @@
                 <w:lang w:eastAsia="en-IN"/>
               </w:rPr>
             </w:pPr>
+            <w:r>
+              <w:rPr>
+                <w:rFonts w:ascii="Courier New" w:eastAsia="Times New Roman" w:hAnsi="Courier New" w:cs="Courier New"/>
+                <w:b/>
+                <w:bCs/>
+                <w:color w:val="000000"/>
+                <w:sz w:val="24"/>
+                <w:szCs w:val="24"/>
+                <w:lang w:eastAsia="en-IN"/>
+              </w:rPr>
+              <w:t xml:space="preserve">    </w:t>
+            </w:r>
             <w:r>
               <w:rPr>
                 <w:rFonts w:ascii="Courier New" w:eastAsia="Times New Roman" w:hAnsi="Courier New" w:cs="Courier New"/>
@@ -1670,6 +1810,36 @@
           </w:p>
           <w:p>
             <w:pPr>
+              <w:spacing w:after="0"/>
+              <w:jc w:val="left"/>
+              <w:rPr>
+                <w:rFonts w:ascii="Courier New" w:eastAsia="Times New Roman" w:hAnsi="Courier New" w:cs="Courier New"/>
+                <w:b/>
+                <w:bCs/>
+                <w:color w:val="000000"/>
+                <w:sz w:val="24"/>
+                <w:szCs w:val="24"/>
+                <w:lang w:eastAsia="en-IN"/>
+              </w:rPr>
+            </w:pPr>
+          </w:p>
+          <w:p>
+            <w:pPr>
+              <w:spacing w:after="0"/>
+              <w:jc w:val="left"/>
+              <w:rPr>
+                <w:rFonts w:ascii="Courier New" w:eastAsia="Times New Roman" w:hAnsi="Courier New" w:cs="Courier New"/>
+                <w:b/>
+                <w:bCs/>
+                <w:color w:val="000000"/>
+                <w:sz w:val="24"/>
+                <w:szCs w:val="24"/>
+                <w:lang w:eastAsia="en-IN"/>
+              </w:rPr>
+            </w:pPr>
+          </w:p>
+          <w:p>
+            <w:pPr>
               <w:spacing w:after="0" w:line="240" w:lineRule="auto"/>
               <w:jc w:val="left"/>
               <w:rPr>
@@ -1767,6 +1937,7 @@
                 <w:szCs w:val="24"/>
                 <w:lang w:eastAsia="en-IN"/>
               </w:rPr>
+              <w:lastRenderedPageBreak/>
               <w:t xml:space="preserve">IN </w:t>
             </w:r>
           </w:p>
@@ -2084,6 +2255,36 @@
                 <w:lang w:eastAsia="en-IN"/>
               </w:rPr>
             </w:pPr>
+          </w:p>
+          <w:p>
+            <w:pPr>
+              <w:spacing w:after="0" w:line="240" w:lineRule="auto"/>
+              <w:jc w:val="left"/>
+              <w:rPr>
+                <w:rFonts w:ascii="Courier New" w:eastAsia="Times New Roman" w:hAnsi="Courier New" w:cs="Courier New"/>
+                <w:b/>
+                <w:bCs/>
+                <w:color w:val="000000"/>
+                <w:sz w:val="24"/>
+                <w:szCs w:val="24"/>
+                <w:lang w:eastAsia="en-IN"/>
+              </w:rPr>
+            </w:pPr>
+          </w:p>
+          <w:p>
+            <w:pPr>
+              <w:spacing w:after="0" w:line="240" w:lineRule="auto"/>
+              <w:jc w:val="left"/>
+              <w:rPr>
+                <w:rFonts w:ascii="Courier New" w:eastAsia="Times New Roman" w:hAnsi="Courier New" w:cs="Courier New"/>
+                <w:b/>
+                <w:bCs/>
+                <w:color w:val="000000"/>
+                <w:sz w:val="24"/>
+                <w:szCs w:val="24"/>
+                <w:lang w:eastAsia="en-IN"/>
+              </w:rPr>
+            </w:pPr>
             <w:r>
               <w:rPr>
                 <w:rFonts w:ascii="Courier New" w:eastAsia="Times New Roman" w:hAnsi="Courier New" w:cs="Courier New"/>
@@ -2331,6 +2532,18 @@
                 <w:szCs w:val="24"/>
                 <w:lang w:eastAsia="en-IN"/>
               </w:rPr>
+              <w:t xml:space="preserve">     </w:t>
+            </w:r>
+            <w:r>
+              <w:rPr>
+                <w:rFonts w:ascii="Courier New" w:eastAsia="Times New Roman" w:hAnsi="Courier New" w:cs="Courier New"/>
+                <w:b/>
+                <w:bCs/>
+                <w:color w:val="000000"/>
+                <w:sz w:val="24"/>
+                <w:szCs w:val="24"/>
+                <w:lang w:eastAsia="en-IN"/>
+              </w:rPr>
               <w:t>SELECT * FROM CUST2</w:t>
             </w:r>
           </w:p>
@@ -2348,6 +2561,18 @@
                 <w:lang w:eastAsia="en-IN"/>
               </w:rPr>
             </w:pPr>
+            <w:r>
+              <w:rPr>
+                <w:rFonts w:ascii="Courier New" w:eastAsia="Times New Roman" w:hAnsi="Courier New" w:cs="Courier New"/>
+                <w:b/>
+                <w:bCs/>
+                <w:color w:val="000000"/>
+                <w:sz w:val="24"/>
+                <w:szCs w:val="24"/>
+                <w:lang w:eastAsia="en-IN"/>
+              </w:rPr>
+              <w:t xml:space="preserve">     </w:t>
+            </w:r>
             <w:r>
               <w:rPr>
                 <w:rFonts w:ascii="Courier New" w:eastAsia="Times New Roman" w:hAnsi="Courier New" w:cs="Courier New"/>
@@ -2563,23 +2788,6 @@
                 <w:sz w:val="24"/>
                 <w:szCs w:val="24"/>
                 <w:lang w:eastAsia="en-IN"/>
-              </w:rPr>
-            </w:pPr>
-          </w:p>
-          <w:p>
-            <w:pPr>
-              <w:pBdr>
-                <w:bottom w:val="single" w:sz="6" w:space="1" w:color="auto"/>
-              </w:pBdr>
-              <w:spacing w:after="0"/>
-              <w:jc w:val="left"/>
-              <w:rPr>
-                <w:rFonts w:ascii="Courier New" w:hAnsi="Courier New" w:cs="Courier New"/>
-                <w:b/>
-                <w:color w:val="000000"/>
-                <w:sz w:val="24"/>
-                <w:szCs w:val="24"/>
-                <w:shd w:val="clear" w:color="auto" w:fill="FFFFFF"/>
               </w:rPr>
             </w:pPr>
           </w:p>
@@ -2903,7 +3111,6 @@
                 <w:szCs w:val="24"/>
                 <w:lang w:eastAsia="en-IN"/>
               </w:rPr>
-              <w:lastRenderedPageBreak/>
               <w:t xml:space="preserve">LIKE </w:t>
             </w:r>
           </w:p>
@@ -3310,6 +3517,227 @@
                 <w:lang w:eastAsia="en-IN"/>
               </w:rPr>
             </w:pPr>
+          </w:p>
+          <w:p>
+            <w:pPr>
+              <w:spacing w:after="0"/>
+              <w:jc w:val="left"/>
+              <w:rPr>
+                <w:rFonts w:ascii="Courier New" w:eastAsia="Times New Roman" w:hAnsi="Courier New" w:cs="Courier New"/>
+                <w:b/>
+                <w:bCs/>
+                <w:color w:val="000000"/>
+                <w:sz w:val="24"/>
+                <w:szCs w:val="24"/>
+                <w:lang w:eastAsia="en-IN"/>
+              </w:rPr>
+            </w:pPr>
+          </w:p>
+          <w:p>
+            <w:pPr>
+              <w:spacing w:after="0"/>
+              <w:jc w:val="left"/>
+              <w:rPr>
+                <w:rFonts w:ascii="Courier New" w:eastAsia="Times New Roman" w:hAnsi="Courier New" w:cs="Courier New"/>
+                <w:b/>
+                <w:bCs/>
+                <w:color w:val="000000"/>
+                <w:sz w:val="24"/>
+                <w:szCs w:val="24"/>
+                <w:lang w:eastAsia="en-IN"/>
+              </w:rPr>
+            </w:pPr>
+            <w:r>
+              <w:rPr>
+                <w:rFonts w:ascii="Courier New" w:eastAsia="Times New Roman" w:hAnsi="Courier New" w:cs="Courier New"/>
+                <w:b/>
+                <w:bCs/>
+                <w:color w:val="000000"/>
+                <w:sz w:val="24"/>
+                <w:szCs w:val="24"/>
+                <w:lang w:eastAsia="en-IN"/>
+              </w:rPr>
+              <w:t xml:space="preserve">STARTING WITH </w:t>
+            </w:r>
+            <w:r>
+              <w:rPr>
+                <w:rStyle w:val="sqlstringcolor"/>
+                <w:rFonts w:ascii="Courier New" w:hAnsi="Courier New" w:cs="Courier New"/>
+                <w:color w:val="A52A2A"/>
+                <w:sz w:val="24"/>
+                <w:szCs w:val="24"/>
+                <w:shd w:val="clear" w:color="auto" w:fill="FFFFFF"/>
+              </w:rPr>
+              <w:t>'ber%'</w:t>
+            </w:r>
+          </w:p>
+          <w:p>
+            <w:pPr>
+              <w:spacing w:after="0"/>
+              <w:jc w:val="left"/>
+              <w:rPr>
+                <w:rFonts w:ascii="Courier New" w:eastAsia="Times New Roman" w:hAnsi="Courier New" w:cs="Courier New"/>
+                <w:b/>
+                <w:bCs/>
+                <w:color w:val="000000"/>
+                <w:sz w:val="24"/>
+                <w:szCs w:val="24"/>
+                <w:lang w:eastAsia="en-IN"/>
+              </w:rPr>
+            </w:pPr>
+            <w:r>
+              <w:rPr>
+                <w:rFonts w:ascii="Courier New" w:eastAsia="Times New Roman" w:hAnsi="Courier New" w:cs="Courier New"/>
+                <w:b/>
+                <w:bCs/>
+                <w:color w:val="000000"/>
+                <w:sz w:val="24"/>
+                <w:szCs w:val="24"/>
+                <w:lang w:eastAsia="en-IN"/>
+              </w:rPr>
+              <w:t>ENDING</w:t>
+            </w:r>
+            <w:r>
+              <w:rPr>
+                <w:rFonts w:ascii="Courier New" w:eastAsia="Times New Roman" w:hAnsi="Courier New" w:cs="Courier New"/>
+                <w:b/>
+                <w:bCs/>
+                <w:color w:val="000000"/>
+                <w:sz w:val="24"/>
+                <w:szCs w:val="24"/>
+                <w:lang w:eastAsia="en-IN"/>
+              </w:rPr>
+              <w:t xml:space="preserve"> WITH </w:t>
+            </w:r>
+            <w:r>
+              <w:rPr>
+                <w:rFonts w:ascii="Courier New" w:eastAsia="Times New Roman" w:hAnsi="Courier New" w:cs="Courier New"/>
+                <w:b/>
+                <w:bCs/>
+                <w:color w:val="000000"/>
+                <w:sz w:val="24"/>
+                <w:szCs w:val="24"/>
+                <w:lang w:eastAsia="en-IN"/>
+              </w:rPr>
+              <w:t xml:space="preserve">  </w:t>
+            </w:r>
+            <w:r>
+              <w:rPr>
+                <w:rStyle w:val="sqlstringcolor"/>
+                <w:rFonts w:ascii="Courier New" w:hAnsi="Courier New" w:cs="Courier New"/>
+                <w:color w:val="A52A2A"/>
+                <w:sz w:val="24"/>
+                <w:szCs w:val="24"/>
+                <w:shd w:val="clear" w:color="auto" w:fill="FFFFFF"/>
+              </w:rPr>
+              <w:t>'%ber</w:t>
+            </w:r>
+            <w:r>
+              <w:rPr>
+                <w:rStyle w:val="sqlstringcolor"/>
+                <w:rFonts w:ascii="Courier New" w:hAnsi="Courier New" w:cs="Courier New"/>
+                <w:color w:val="A52A2A"/>
+                <w:sz w:val="24"/>
+                <w:szCs w:val="24"/>
+                <w:shd w:val="clear" w:color="auto" w:fill="FFFFFF"/>
+              </w:rPr>
+              <w:t xml:space="preserve"> </w:t>
+            </w:r>
+            <w:r>
+              <w:rPr>
+                <w:rStyle w:val="sqlstringcolor"/>
+                <w:rFonts w:ascii="Courier New" w:hAnsi="Courier New" w:cs="Courier New"/>
+                <w:color w:val="A52A2A"/>
+                <w:sz w:val="24"/>
+                <w:szCs w:val="24"/>
+                <w:shd w:val="clear" w:color="auto" w:fill="FFFFFF"/>
+              </w:rPr>
+              <w:t>'</w:t>
+            </w:r>
+          </w:p>
+          <w:p>
+            <w:pPr>
+              <w:spacing w:after="0"/>
+              <w:jc w:val="left"/>
+              <w:rPr>
+                <w:rFonts w:ascii="Courier New" w:eastAsia="Times New Roman" w:hAnsi="Courier New" w:cs="Courier New"/>
+                <w:b/>
+                <w:bCs/>
+                <w:color w:val="000000"/>
+                <w:sz w:val="24"/>
+                <w:szCs w:val="24"/>
+                <w:lang w:eastAsia="en-IN"/>
+              </w:rPr>
+            </w:pPr>
+            <w:r>
+              <w:rPr>
+                <w:rFonts w:ascii="Courier New" w:eastAsia="Times New Roman" w:hAnsi="Courier New" w:cs="Courier New"/>
+                <w:b/>
+                <w:bCs/>
+                <w:color w:val="000000"/>
+                <w:sz w:val="24"/>
+                <w:szCs w:val="24"/>
+                <w:lang w:eastAsia="en-IN"/>
+              </w:rPr>
+              <w:t>CONTAINS</w:t>
+            </w:r>
+            <w:r>
+              <w:rPr>
+                <w:rFonts w:ascii="Courier New" w:eastAsia="Times New Roman" w:hAnsi="Courier New" w:cs="Courier New"/>
+                <w:b/>
+                <w:bCs/>
+                <w:color w:val="000000"/>
+                <w:sz w:val="24"/>
+                <w:szCs w:val="24"/>
+                <w:lang w:eastAsia="en-IN"/>
+              </w:rPr>
+              <w:t xml:space="preserve"> </w:t>
+            </w:r>
+            <w:r>
+              <w:rPr>
+                <w:rFonts w:ascii="Courier New" w:eastAsia="Times New Roman" w:hAnsi="Courier New" w:cs="Courier New"/>
+                <w:b/>
+                <w:bCs/>
+                <w:color w:val="000000"/>
+                <w:sz w:val="24"/>
+                <w:szCs w:val="24"/>
+                <w:lang w:eastAsia="en-IN"/>
+              </w:rPr>
+              <w:t xml:space="preserve">     </w:t>
+            </w:r>
+            <w:r>
+              <w:rPr>
+                <w:rStyle w:val="sqlstringcolor"/>
+                <w:rFonts w:ascii="Courier New" w:hAnsi="Courier New" w:cs="Courier New"/>
+                <w:color w:val="A52A2A"/>
+                <w:sz w:val="24"/>
+                <w:szCs w:val="24"/>
+                <w:shd w:val="clear" w:color="auto" w:fill="FFFFFF"/>
+              </w:rPr>
+              <w:t>'%</w:t>
+            </w:r>
+            <w:r>
+              <w:rPr>
+                <w:rStyle w:val="sqlstringcolor"/>
+                <w:rFonts w:ascii="Courier New" w:hAnsi="Courier New" w:cs="Courier New"/>
+                <w:color w:val="A52A2A"/>
+                <w:sz w:val="24"/>
+                <w:szCs w:val="24"/>
+                <w:shd w:val="clear" w:color="auto" w:fill="FFFFFF"/>
+              </w:rPr>
+              <w:t>O%</w:t>
+            </w:r>
+            <w:r>
+              <w:rPr>
+                <w:rStyle w:val="sqlstringcolor"/>
+                <w:rFonts w:ascii="Courier New" w:hAnsi="Courier New" w:cs="Courier New"/>
+                <w:color w:val="A52A2A"/>
+                <w:sz w:val="24"/>
+                <w:szCs w:val="24"/>
+                <w:shd w:val="clear" w:color="auto" w:fill="FFFFFF"/>
+              </w:rPr>
+              <w:t xml:space="preserve"> '</w:t>
+            </w:r>
           </w:p>
           <w:p>
             <w:pPr>
@@ -3653,53 +4081,74 @@
                 <w:szCs w:val="24"/>
                 <w:lang w:eastAsia="en-IN"/>
               </w:rPr>
-              <w:t>WHERE salary IS NULL;</w:t>
-            </w:r>
-          </w:p>
-          <w:p>
-            <w:pPr>
-              <w:spacing w:after="0" w:line="240" w:lineRule="auto"/>
-              <w:jc w:val="left"/>
-              <w:rPr>
-                <w:rFonts w:ascii="Courier New" w:eastAsia="Times New Roman" w:hAnsi="Courier New" w:cs="Courier New"/>
-                <w:b/>
-                <w:bCs/>
-                <w:color w:val="000000"/>
-                <w:sz w:val="24"/>
-                <w:szCs w:val="24"/>
-                <w:lang w:eastAsia="en-IN"/>
-              </w:rPr>
-            </w:pPr>
-          </w:p>
-          <w:p>
-            <w:pPr>
-              <w:spacing w:after="0" w:line="240" w:lineRule="auto"/>
-              <w:jc w:val="left"/>
-              <w:rPr>
-                <w:rFonts w:ascii="Courier New" w:eastAsia="Times New Roman" w:hAnsi="Courier New" w:cs="Courier New"/>
-                <w:b/>
-                <w:bCs/>
-                <w:color w:val="000000"/>
-                <w:sz w:val="24"/>
-                <w:szCs w:val="24"/>
-                <w:lang w:eastAsia="en-IN"/>
-              </w:rPr>
-            </w:pPr>
-          </w:p>
-          <w:p>
-            <w:pPr>
-              <w:spacing w:after="0" w:line="240" w:lineRule="auto"/>
-              <w:jc w:val="left"/>
-              <w:rPr>
-                <w:rFonts w:ascii="Courier New" w:eastAsia="Times New Roman" w:hAnsi="Courier New" w:cs="Courier New"/>
-                <w:b/>
-                <w:bCs/>
-                <w:color w:val="000000"/>
-                <w:sz w:val="24"/>
-                <w:szCs w:val="24"/>
-                <w:lang w:eastAsia="en-IN"/>
-              </w:rPr>
-            </w:pPr>
+              <w:t xml:space="preserve">WHERE </w:t>
+            </w:r>
+            <w:r>
+              <w:rPr>
+                <w:rFonts w:ascii="Courier New" w:eastAsia="Times New Roman" w:hAnsi="Courier New" w:cs="Courier New"/>
+                <w:b/>
+                <w:bCs/>
+                <w:color w:val="000000"/>
+                <w:sz w:val="24"/>
+                <w:szCs w:val="24"/>
+                <w:lang w:eastAsia="en-IN"/>
+              </w:rPr>
+              <w:t>country</w:t>
+            </w:r>
+            <w:r>
+              <w:rPr>
+                <w:rFonts w:ascii="Courier New" w:eastAsia="Times New Roman" w:hAnsi="Courier New" w:cs="Courier New"/>
+                <w:b/>
+                <w:bCs/>
+                <w:color w:val="000000"/>
+                <w:sz w:val="24"/>
+                <w:szCs w:val="24"/>
+                <w:lang w:eastAsia="en-IN"/>
+              </w:rPr>
+              <w:t xml:space="preserve"> IS NULL;</w:t>
+            </w:r>
+          </w:p>
+          <w:p>
+            <w:pPr>
+              <w:spacing w:after="0" w:line="240" w:lineRule="auto"/>
+              <w:jc w:val="left"/>
+              <w:rPr>
+                <w:rFonts w:ascii="Courier New" w:eastAsia="Times New Roman" w:hAnsi="Courier New" w:cs="Courier New"/>
+                <w:b/>
+                <w:bCs/>
+                <w:color w:val="000000"/>
+                <w:sz w:val="24"/>
+                <w:szCs w:val="24"/>
+                <w:lang w:eastAsia="en-IN"/>
+              </w:rPr>
+            </w:pPr>
+          </w:p>
+          <w:p>
+            <w:pPr>
+              <w:spacing w:after="0" w:line="240" w:lineRule="auto"/>
+              <w:jc w:val="left"/>
+              <w:rPr>
+                <w:rFonts w:ascii="Courier New" w:eastAsia="Times New Roman" w:hAnsi="Courier New" w:cs="Courier New"/>
+                <w:b/>
+                <w:bCs/>
+                <w:color w:val="000000"/>
+                <w:sz w:val="24"/>
+                <w:szCs w:val="24"/>
+                <w:lang w:eastAsia="en-IN"/>
+              </w:rPr>
+            </w:pPr>
+            <w:r>
+              <w:rPr>
+                <w:rFonts w:ascii="Courier New" w:eastAsia="Times New Roman" w:hAnsi="Courier New" w:cs="Courier New"/>
+                <w:b/>
+                <w:bCs/>
+                <w:color w:val="000000"/>
+                <w:sz w:val="24"/>
+                <w:szCs w:val="24"/>
+                <w:lang w:eastAsia="en-IN"/>
+              </w:rPr>
+              <w:t xml:space="preserve">    </w:t>
+            </w:r>
             <w:r>
               <w:rPr>
                 <w:rFonts w:ascii="Courier New" w:eastAsia="Times New Roman" w:hAnsi="Courier New" w:cs="Courier New"/>
@@ -3737,53 +4186,91 @@
                 <w:szCs w:val="24"/>
                 <w:lang w:eastAsia="en-IN"/>
               </w:rPr>
-              <w:t>WHERE city IS NOT NULL;</w:t>
-            </w:r>
-          </w:p>
-          <w:p>
-            <w:pPr>
-              <w:spacing w:after="0" w:line="240" w:lineRule="auto"/>
-              <w:jc w:val="left"/>
-              <w:rPr>
-                <w:rFonts w:ascii="Courier New" w:eastAsia="Times New Roman" w:hAnsi="Courier New" w:cs="Courier New"/>
-                <w:b/>
-                <w:bCs/>
-                <w:color w:val="000000"/>
-                <w:sz w:val="24"/>
-                <w:szCs w:val="24"/>
-                <w:lang w:eastAsia="en-IN"/>
-              </w:rPr>
-            </w:pPr>
-          </w:p>
-          <w:p>
-            <w:pPr>
-              <w:spacing w:after="0" w:line="240" w:lineRule="auto"/>
-              <w:jc w:val="left"/>
-              <w:rPr>
-                <w:rFonts w:ascii="Courier New" w:eastAsia="Times New Roman" w:hAnsi="Courier New" w:cs="Courier New"/>
-                <w:b/>
-                <w:bCs/>
-                <w:color w:val="000000"/>
-                <w:sz w:val="24"/>
-                <w:szCs w:val="24"/>
-                <w:lang w:eastAsia="en-IN"/>
-              </w:rPr>
-            </w:pPr>
-          </w:p>
-          <w:p>
-            <w:pPr>
-              <w:spacing w:after="0" w:line="240" w:lineRule="auto"/>
-              <w:jc w:val="left"/>
-              <w:rPr>
-                <w:rFonts w:ascii="Courier New" w:eastAsia="Times New Roman" w:hAnsi="Courier New" w:cs="Courier New"/>
-                <w:b/>
-                <w:bCs/>
-                <w:color w:val="000000"/>
-                <w:sz w:val="24"/>
-                <w:szCs w:val="24"/>
-                <w:lang w:eastAsia="en-IN"/>
-              </w:rPr>
-            </w:pPr>
+              <w:t xml:space="preserve">    </w:t>
+            </w:r>
+            <w:r>
+              <w:rPr>
+                <w:rFonts w:ascii="Courier New" w:eastAsia="Times New Roman" w:hAnsi="Courier New" w:cs="Courier New"/>
+                <w:b/>
+                <w:bCs/>
+                <w:color w:val="000000"/>
+                <w:sz w:val="24"/>
+                <w:szCs w:val="24"/>
+                <w:lang w:eastAsia="en-IN"/>
+              </w:rPr>
+              <w:t xml:space="preserve">WHERE </w:t>
+            </w:r>
+            <w:r>
+              <w:rPr>
+                <w:rFonts w:ascii="Courier New" w:eastAsia="Times New Roman" w:hAnsi="Courier New" w:cs="Courier New"/>
+                <w:b/>
+                <w:bCs/>
+                <w:color w:val="000000"/>
+                <w:sz w:val="24"/>
+                <w:szCs w:val="24"/>
+                <w:lang w:eastAsia="en-IN"/>
+              </w:rPr>
+              <w:t>country</w:t>
+            </w:r>
+            <w:r>
+              <w:rPr>
+                <w:rFonts w:ascii="Courier New" w:eastAsia="Times New Roman" w:hAnsi="Courier New" w:cs="Courier New"/>
+                <w:b/>
+                <w:bCs/>
+                <w:color w:val="000000"/>
+                <w:sz w:val="24"/>
+                <w:szCs w:val="24"/>
+                <w:lang w:eastAsia="en-IN"/>
+              </w:rPr>
+              <w:t xml:space="preserve"> IS NOT NULL;</w:t>
+            </w:r>
+          </w:p>
+          <w:p>
+            <w:pPr>
+              <w:spacing w:after="0" w:line="240" w:lineRule="auto"/>
+              <w:jc w:val="left"/>
+              <w:rPr>
+                <w:rFonts w:ascii="Courier New" w:eastAsia="Times New Roman" w:hAnsi="Courier New" w:cs="Courier New"/>
+                <w:b/>
+                <w:bCs/>
+                <w:color w:val="000000"/>
+                <w:sz w:val="24"/>
+                <w:szCs w:val="24"/>
+                <w:lang w:eastAsia="en-IN"/>
+              </w:rPr>
+            </w:pPr>
+          </w:p>
+          <w:p>
+            <w:pPr>
+              <w:spacing w:after="0" w:line="240" w:lineRule="auto"/>
+              <w:jc w:val="left"/>
+              <w:rPr>
+                <w:rFonts w:ascii="Courier New" w:eastAsia="Times New Roman" w:hAnsi="Courier New" w:cs="Courier New"/>
+                <w:b/>
+                <w:bCs/>
+                <w:color w:val="000000"/>
+                <w:sz w:val="24"/>
+                <w:szCs w:val="24"/>
+                <w:lang w:eastAsia="en-IN"/>
+              </w:rPr>
+            </w:pPr>
+          </w:p>
+          <w:p>
+            <w:pPr>
+              <w:spacing w:after="0" w:line="240" w:lineRule="auto"/>
+              <w:jc w:val="left"/>
+              <w:rPr>
+                <w:rFonts w:ascii="Courier New" w:eastAsia="Times New Roman" w:hAnsi="Courier New" w:cs="Courier New"/>
+                <w:b/>
+                <w:bCs/>
+                <w:color w:val="000000"/>
+                <w:sz w:val="24"/>
+                <w:szCs w:val="24"/>
+                <w:lang w:eastAsia="en-IN"/>
+              </w:rPr>
+            </w:pPr>
+            <w:bookmarkStart w:id="0" w:name="_GoBack"/>
+            <w:bookmarkEnd w:id="0"/>
           </w:p>
           <w:p>
             <w:pPr>
@@ -3810,6 +4297,7 @@
                 <w:szCs w:val="24"/>
                 <w:shd w:val="clear" w:color="auto" w:fill="FFFFFF"/>
               </w:rPr>
+              <w:lastRenderedPageBreak/>
               <w:t xml:space="preserve">NULL </w:t>
             </w:r>
           </w:p>
@@ -4156,8 +4644,6 @@
                 <w:lang w:eastAsia="en-IN"/>
               </w:rPr>
             </w:pPr>
-            <w:bookmarkStart w:id="0" w:name="_GoBack"/>
-            <w:bookmarkEnd w:id="0"/>
           </w:p>
         </w:tc>
       </w:tr>
@@ -4212,19 +4698,6 @@
     <w:p>
       <w:pPr>
         <w:spacing w:after="0"/>
-        <w:rPr>
-          <w:rFonts w:ascii="Courier New" w:hAnsi="Courier New" w:cs="Courier New"/>
-          <w:color w:val="000000"/>
-          <w:sz w:val="24"/>
-          <w:szCs w:val="24"/>
-          <w:shd w:val="clear" w:color="auto" w:fill="FFFFFF"/>
-        </w:rPr>
-      </w:pPr>
-    </w:p>
-    <w:p>
-      <w:pPr>
-        <w:spacing w:after="0"/>
-        <w:ind w:left="720"/>
         <w:rPr>
           <w:rFonts w:ascii="Courier New" w:hAnsi="Courier New" w:cs="Courier New"/>
           <w:b/>
